--- a/downloads/resources/faculty-implementation-guide.docx
+++ b/downloads/resources/faculty-implementation-guide.docx
@@ -6,12 +6,51 @@
       <w:pPr>
         <w:spacing w:before="800" w:after="80"/>
         <w:jc w:val="center"/>
+        <w:rPr>
+          <w:rFonts w:ascii="Aptos Display" w:hAnsi="Aptos Display"/>
+          <w:b/>
+          <w:color w:val="910039"/>
+          <w:sz w:val="28"/>
+        </w:rPr>
+      </w:pPr>
+    </w:p>
+    <w:p>
+      <w:pPr>
+        <w:spacing w:before="800" w:after="80"/>
+        <w:jc w:val="center"/>
+        <w:rPr>
+          <w:rFonts w:ascii="Aptos Display" w:hAnsi="Aptos Display"/>
+          <w:b/>
+          <w:color w:val="910039"/>
+          <w:sz w:val="28"/>
+        </w:rPr>
+      </w:pPr>
+    </w:p>
+    <w:p>
+      <w:pPr>
+        <w:spacing w:before="800" w:after="80"/>
+        <w:jc w:val="center"/>
+        <w:rPr>
+          <w:rFonts w:ascii="Aptos Display" w:hAnsi="Aptos Display"/>
+          <w:b/>
+          <w:color w:val="910039"/>
+          <w:sz w:val="28"/>
+        </w:rPr>
+      </w:pPr>
+    </w:p>
+    <w:p>
+      <w:pPr>
+        <w:spacing w:before="800" w:after="80"/>
+        <w:jc w:val="center"/>
+        <w:rPr>
+          <w:color w:val="910039"/>
+        </w:rPr>
       </w:pPr>
       <w:r>
         <w:rPr>
           <w:rFonts w:ascii="Aptos Display" w:hAnsi="Aptos Display"/>
           <w:b/>
-          <w:color w:val="2B6F9C"/>
+          <w:color w:val="910039"/>
           <w:sz w:val="28"/>
         </w:rPr>
         <w:t>FACULTY IMPLEMENTATION GUIDE TO THE</w:t>
@@ -87,6 +126,17 @@
       <w:pPr>
         <w:spacing w:before="240" w:after="360"/>
         <w:jc w:val="center"/>
+        <w:rPr>
+          <w:b/>
+          <w:color w:val="2B6F9C"/>
+          <w:sz w:val="20"/>
+        </w:rPr>
+      </w:pPr>
+    </w:p>
+    <w:p>
+      <w:pPr>
+        <w:spacing w:before="240" w:after="360"/>
+        <w:jc w:val="center"/>
       </w:pPr>
       <w:r>
         <w:rPr>
@@ -97,67 +147,6 @@
         <w:t>Current shared-engine build  |  July 2026</w:t>
       </w:r>
     </w:p>
-    <w:tbl>
-      <w:tblPr>
-        <w:tblW w:w="0" w:type="auto"/>
-        <w:jc w:val="center"/>
-        <w:tblLook w:val="04A0" w:firstRow="1" w:lastRow="0" w:firstColumn="1" w:lastColumn="0" w:noHBand="0" w:noVBand="1"/>
-      </w:tblPr>
-      <w:tblGrid>
-        <w:gridCol w:w="10254"/>
-      </w:tblGrid>
-      <w:tr>
-        <w:trPr>
-          <w:jc w:val="center"/>
-        </w:trPr>
-        <w:tc>
-          <w:tcPr>
-            <w:tcW w:w="10282" w:type="dxa"/>
-            <w:tcBorders>
-              <w:top w:val="single" w:sz="4" w:space="0" w:color="D8DDE2"/>
-              <w:left w:val="single" w:sz="18" w:space="0" w:color="C5A253"/>
-              <w:bottom w:val="single" w:sz="4" w:space="0" w:color="D8DDE2"/>
-              <w:right w:val="single" w:sz="4" w:space="0" w:color="D8DDE2"/>
-            </w:tcBorders>
-            <w:shd w:val="clear" w:color="auto" w:fill="F7F1E2"/>
-            <w:tcMar>
-              <w:top w:w="130" w:type="dxa"/>
-              <w:left w:w="180" w:type="dxa"/>
-              <w:bottom w:w="130" w:type="dxa"/>
-              <w:right w:w="180" w:type="dxa"/>
-            </w:tcMar>
-          </w:tcPr>
-          <w:p>
-            <w:pPr>
-              <w:spacing w:after="0" w:line="259" w:lineRule="auto"/>
-            </w:pPr>
-            <w:r>
-              <w:rPr>
-                <w:b/>
-                <w:color w:val="C5A253"/>
-                <w:sz w:val="22"/>
-              </w:rPr>
-              <w:t>The old Foundry-only manual is retired.</w:t>
-            </w:r>
-            <w:r>
-              <w:rPr>
-                <w:b/>
-                <w:color w:val="C5A253"/>
-                <w:sz w:val="22"/>
-              </w:rPr>
-              <w:br/>
-            </w:r>
-            <w:r>
-              <w:rPr>
-                <w:color w:val="252A2E"/>
-                <w:sz w:val="19"/>
-              </w:rPr>
-              <w:t>The current system is a five-mode shared engine with micro-skill routing, staged remediation, targeted bosses, separate campaign and practice records, a student-facing mastery report, and optional telemetry. A fixed list of old PNG and WAV files is not an implementation plan. This guide uses the actual current architecture.</w:t>
-            </w:r>
-          </w:p>
-        </w:tc>
-      </w:tr>
-    </w:tbl>
     <w:p>
       <w:pPr>
         <w:spacing w:after="0"/>
@@ -165,226 +154,58 @@
     </w:p>
     <w:p>
       <w:pPr>
-        <w:pStyle w:val="Heading2"/>
-        <w:spacing w:before="140" w:after="60" w:line="240" w:lineRule="auto"/>
-      </w:pPr>
-      <w:r>
-        <w:rPr>
-          <w:rFonts w:ascii="Aptos" w:hAnsi="Aptos"/>
-          <w:color w:val="17324D"/>
-        </w:rPr>
-        <w:t>What changed from the previous implementation guide</w:t>
-      </w:r>
-    </w:p>
-    <w:tbl>
-      <w:tblPr>
-        <w:tblW w:w="0" w:type="auto"/>
-        <w:jc w:val="center"/>
-        <w:tblLayout w:type="fixed"/>
-        <w:tblLook w:val="04A0" w:firstRow="1" w:lastRow="0" w:firstColumn="1" w:lastColumn="0" w:noHBand="0" w:noVBand="1"/>
-      </w:tblPr>
-      <w:tblGrid>
-        <w:gridCol w:w="4608"/>
-        <w:gridCol w:w="4608"/>
-      </w:tblGrid>
-      <w:tr>
-        <w:trPr>
-          <w:cantSplit/>
-          <w:jc w:val="center"/>
-        </w:trPr>
-        <w:tc>
-          <w:tcPr>
-            <w:tcW w:w="4608" w:type="dxa"/>
-            <w:tcBorders>
-              <w:top w:val="single" w:sz="5" w:space="0" w:color="D8DDE2"/>
-              <w:left w:val="single" w:sz="5" w:space="0" w:color="D8DDE2"/>
-              <w:bottom w:val="single" w:sz="5" w:space="0" w:color="D8DDE2"/>
-              <w:right w:val="single" w:sz="5" w:space="0" w:color="D8DDE2"/>
-            </w:tcBorders>
-            <w:shd w:val="clear" w:color="auto" w:fill="EAF2F8"/>
-            <w:tcMar>
-              <w:top w:w="120" w:type="dxa"/>
-              <w:left w:w="140" w:type="dxa"/>
-              <w:bottom w:w="120" w:type="dxa"/>
-              <w:right w:w="140" w:type="dxa"/>
-            </w:tcMar>
-          </w:tcPr>
-          <w:p>
-            <w:pPr>
-              <w:spacing w:after="0" w:line="252" w:lineRule="auto"/>
-            </w:pPr>
-            <w:r>
-              <w:rPr>
-                <w:b/>
-                <w:color w:val="17324D"/>
-              </w:rPr>
-              <w:t>Implementation paths are now separated</w:t>
-            </w:r>
-            <w:r>
-              <w:rPr>
-                <w:b/>
-                <w:color w:val="17324D"/>
-              </w:rPr>
-              <w:br/>
-            </w:r>
-            <w:r>
-              <w:rPr>
-                <w:color w:val="252A2E"/>
-                <w:sz w:val="18"/>
-              </w:rPr>
-              <w:t>Faculty can deploy the minimal template, clone a tested production game, or build a new themed game. Those are not the same workload.</w:t>
-            </w:r>
-          </w:p>
-        </w:tc>
-        <w:tc>
-          <w:tcPr>
-            <w:tcW w:w="4608" w:type="dxa"/>
-            <w:tcBorders>
-              <w:top w:val="single" w:sz="5" w:space="0" w:color="D8DDE2"/>
-              <w:left w:val="single" w:sz="5" w:space="0" w:color="D8DDE2"/>
-              <w:bottom w:val="single" w:sz="5" w:space="0" w:color="D8DDE2"/>
-              <w:right w:val="single" w:sz="5" w:space="0" w:color="D8DDE2"/>
-            </w:tcBorders>
-            <w:shd w:val="clear" w:color="auto" w:fill="F3F5F7"/>
-            <w:tcMar>
-              <w:top w:w="120" w:type="dxa"/>
-              <w:left w:w="140" w:type="dxa"/>
-              <w:bottom w:w="120" w:type="dxa"/>
-              <w:right w:w="140" w:type="dxa"/>
-            </w:tcMar>
-          </w:tcPr>
-          <w:p>
-            <w:pPr>
-              <w:spacing w:after="0" w:line="252" w:lineRule="auto"/>
-            </w:pPr>
-            <w:r>
-              <w:rPr>
-                <w:b/>
-                <w:color w:val="17324D"/>
-              </w:rPr>
-              <w:t>Asset requirements are build-specific</w:t>
-            </w:r>
-            <w:r>
-              <w:rPr>
-                <w:b/>
-                <w:color w:val="17324D"/>
-              </w:rPr>
-              <w:br/>
-            </w:r>
-            <w:r>
-              <w:rPr>
-                <w:color w:val="252A2E"/>
-                <w:sz w:val="18"/>
-              </w:rPr>
-              <w:t>The template can run with little or no decorative media. Full games require every file referenced by the actual HTML, not an obsolete generic list.</w:t>
-            </w:r>
-          </w:p>
-        </w:tc>
-      </w:tr>
-      <w:tr>
-        <w:trPr>
-          <w:cantSplit/>
-          <w:jc w:val="center"/>
-        </w:trPr>
-        <w:tc>
-          <w:tcPr>
-            <w:tcW w:w="4608" w:type="dxa"/>
-            <w:tcBorders>
-              <w:top w:val="single" w:sz="5" w:space="0" w:color="D8DDE2"/>
-              <w:left w:val="single" w:sz="5" w:space="0" w:color="D8DDE2"/>
-              <w:bottom w:val="single" w:sz="5" w:space="0" w:color="D8DDE2"/>
-              <w:right w:val="single" w:sz="5" w:space="0" w:color="D8DDE2"/>
-            </w:tcBorders>
-            <w:shd w:val="clear" w:color="auto" w:fill="EAF2F8"/>
-            <w:tcMar>
-              <w:top w:w="120" w:type="dxa"/>
-              <w:left w:w="140" w:type="dxa"/>
-              <w:bottom w:w="120" w:type="dxa"/>
-              <w:right w:w="140" w:type="dxa"/>
-            </w:tcMar>
-          </w:tcPr>
-          <w:p>
-            <w:pPr>
-              <w:spacing w:after="0" w:line="252" w:lineRule="auto"/>
-            </w:pPr>
-            <w:r>
-              <w:rPr>
-                <w:b/>
-                <w:color w:val="17324D"/>
-              </w:rPr>
-              <w:t>Question metadata is richer</w:t>
-            </w:r>
-            <w:r>
-              <w:rPr>
-                <w:b/>
-                <w:color w:val="17324D"/>
-              </w:rPr>
-              <w:br/>
-            </w:r>
-            <w:r>
-              <w:rPr>
-                <w:color w:val="252A2E"/>
-                <w:sz w:val="18"/>
-              </w:rPr>
-              <w:t>Items can carry objective, skill, repair route, common-error, difficulty, and concept-cluster fields in addition to tag and type.</w:t>
-            </w:r>
-          </w:p>
-        </w:tc>
-        <w:tc>
-          <w:tcPr>
-            <w:tcW w:w="4608" w:type="dxa"/>
-            <w:tcBorders>
-              <w:top w:val="single" w:sz="5" w:space="0" w:color="D8DDE2"/>
-              <w:left w:val="single" w:sz="5" w:space="0" w:color="D8DDE2"/>
-              <w:bottom w:val="single" w:sz="5" w:space="0" w:color="D8DDE2"/>
-              <w:right w:val="single" w:sz="5" w:space="0" w:color="D8DDE2"/>
-            </w:tcBorders>
-            <w:shd w:val="clear" w:color="auto" w:fill="F3F5F7"/>
-            <w:tcMar>
-              <w:top w:w="120" w:type="dxa"/>
-              <w:left w:w="140" w:type="dxa"/>
-              <w:bottom w:w="120" w:type="dxa"/>
-              <w:right w:w="140" w:type="dxa"/>
-            </w:tcMar>
-          </w:tcPr>
-          <w:p>
-            <w:pPr>
-              <w:spacing w:after="0" w:line="252" w:lineRule="auto"/>
-            </w:pPr>
-            <w:r>
-              <w:rPr>
-                <w:b/>
-                <w:color w:val="17324D"/>
-              </w:rPr>
-              <w:t>Testing means simulated runs</w:t>
-            </w:r>
-            <w:r>
-              <w:rPr>
-                <w:b/>
-                <w:color w:val="17324D"/>
-              </w:rPr>
-              <w:br/>
-            </w:r>
-            <w:r>
-              <w:rPr>
-                <w:color w:val="252A2E"/>
-                <w:sz w:val="18"/>
-              </w:rPr>
-              <w:t>A game is not ready because the first question loads. Every mode, miss pathway, boss, report, save boundary, graph, and telemetry event must be exercised.</w:t>
-            </w:r>
-          </w:p>
-        </w:tc>
-      </w:tr>
-    </w:tbl>
-    <w:p>
-      <w:pPr>
         <w:spacing w:after="0"/>
       </w:pPr>
     </w:p>
     <w:p>
-      <w:r>
-        <w:br w:type="page"/>
-      </w:r>
+      <w:pPr>
+        <w:spacing w:after="0"/>
+      </w:pPr>
+    </w:p>
+    <w:p>
+      <w:pPr>
+        <w:spacing w:after="0"/>
+      </w:pPr>
+    </w:p>
+    <w:p>
+      <w:pPr>
+        <w:spacing w:after="0"/>
+      </w:pPr>
+    </w:p>
+    <w:p>
+      <w:pPr>
+        <w:spacing w:after="0"/>
+      </w:pPr>
+    </w:p>
+    <w:p>
+      <w:pPr>
+        <w:spacing w:after="0"/>
+      </w:pPr>
+    </w:p>
+    <w:p>
+      <w:pPr>
+        <w:spacing w:after="0"/>
+      </w:pPr>
+    </w:p>
+    <w:p>
+      <w:pPr>
+        <w:spacing w:after="0"/>
+      </w:pPr>
+    </w:p>
+    <w:p>
+      <w:pPr>
+        <w:spacing w:after="0"/>
+      </w:pPr>
+    </w:p>
+    <w:p>
+      <w:pPr>
+        <w:spacing w:after="0"/>
+      </w:pPr>
+    </w:p>
+    <w:p>
+      <w:pPr>
+        <w:spacing w:after="0"/>
+      </w:pPr>
     </w:p>
     <w:p>
       <w:pPr>
@@ -405,14 +226,16 @@
       <w:pPr>
         <w:keepNext/>
         <w:spacing w:after="140" w:line="240" w:lineRule="auto"/>
+        <w:rPr>
+          <w:iCs/>
+        </w:rPr>
       </w:pPr>
       <w:r>
         <w:rPr>
-          <w:i/>
-          <w:color w:val="2B6F9C"/>
+          <w:iCs/>
           <w:sz w:val="20"/>
         </w:rPr>
-        <w:t>Start with the smallest build that meets the course need. Do not manufacture complexity for sport.</w:t>
+        <w:t xml:space="preserve">Start with the smallest build that meets the course need. </w:t>
       </w:r>
     </w:p>
     <w:tbl>
@@ -794,9 +617,18 @@
             <w:r>
               <w:rPr>
                 <w:color w:val="252A2E"/>
-                <w:sz w:val="19"/>
-              </w:rPr>
-              <w:t>Use the faculty template for an independent course activity. Clone a current production game only when its structure genuinely saves work. Build a new themed game when the theme itself supports the learning experience—not because somebody discovered glowing buttons.</w:t>
+                <w:sz w:val="20"/>
+                <w:szCs w:val="24"/>
+              </w:rPr>
+              <w:t>Use the faculty template for an independent course activity. Clone a current production game only when its structure genuinely saves work. Build a new themed game when the theme itself supports the learning experience</w:t>
+            </w:r>
+            <w:r>
+              <w:rPr>
+                <w:color w:val="252A2E"/>
+                <w:sz w:val="20"/>
+                <w:szCs w:val="24"/>
+              </w:rPr>
+              <w:t>.</w:t>
             </w:r>
           </w:p>
         </w:tc>
@@ -829,14 +661,10 @@
       <w:r>
         <w:rPr>
           <w:b/>
-          <w:color w:val="910039"/>
         </w:rPr>
         <w:t xml:space="preserve">1. </w:t>
       </w:r>
       <w:r>
-        <w:rPr>
-          <w:color w:val="252A2E"/>
-        </w:rPr>
         <w:t>Create an untouched master copy and mark it clearly as the baseline.</w:t>
       </w:r>
     </w:p>
@@ -849,14 +677,10 @@
       <w:r>
         <w:rPr>
           <w:b/>
-          <w:color w:val="910039"/>
         </w:rPr>
         <w:t xml:space="preserve">2. </w:t>
       </w:r>
       <w:r>
-        <w:rPr>
-          <w:color w:val="252A2E"/>
-        </w:rPr>
         <w:t>Create a working copy with a new game name and a new version header.</w:t>
       </w:r>
     </w:p>
@@ -869,14 +693,10 @@
       <w:r>
         <w:rPr>
           <w:b/>
-          <w:color w:val="910039"/>
         </w:rPr>
         <w:t xml:space="preserve">3. </w:t>
       </w:r>
       <w:r>
-        <w:rPr>
-          <w:color w:val="252A2E"/>
-        </w:rPr>
         <w:t>Decide which modes students will use and which evidence will count for grading.</w:t>
       </w:r>
     </w:p>
@@ -889,14 +709,10 @@
       <w:r>
         <w:rPr>
           <w:b/>
-          <w:color w:val="910039"/>
         </w:rPr>
         <w:t xml:space="preserve">4. </w:t>
       </w:r>
       <w:r>
-        <w:rPr>
-          <w:color w:val="252A2E"/>
-        </w:rPr>
         <w:t>Decide whether telemetry will be disabled, replaced with your own endpoint, or retained in a controlled institutional workflow.</w:t>
       </w:r>
     </w:p>
@@ -909,14 +725,10 @@
       <w:r>
         <w:rPr>
           <w:b/>
-          <w:color w:val="910039"/>
         </w:rPr>
         <w:t xml:space="preserve">5. </w:t>
       </w:r>
       <w:r>
-        <w:rPr>
-          <w:color w:val="252A2E"/>
-        </w:rPr>
         <w:t>Write the learning-objective and micro-skill map before writing hundreds of questions. Metadata added after the fact usually turns into a landfill.</w:t>
       </w:r>
     </w:p>
@@ -938,20 +750,6 @@
         </w:rPr>
         <w:lastRenderedPageBreak/>
         <w:t>2. Prepare the Working Folder and Asset Inventory</w:t>
-      </w:r>
-    </w:p>
-    <w:p>
-      <w:pPr>
-        <w:keepNext/>
-        <w:spacing w:after="140" w:line="240" w:lineRule="auto"/>
-      </w:pPr>
-      <w:r>
-        <w:rPr>
-          <w:i/>
-          <w:color w:val="2B6F9C"/>
-          <w:sz w:val="20"/>
-        </w:rPr>
-        <w:t>The HTML is the engine host. The folder is the deployable game.</w:t>
       </w:r>
     </w:p>
     <w:p>
@@ -1611,10 +1409,16 @@
       <w:pPr>
         <w:pStyle w:val="ListBullet"/>
         <w:spacing w:after="60" w:line="252" w:lineRule="auto"/>
+        <w:rPr>
+          <w:sz w:val="20"/>
+          <w:szCs w:val="24"/>
+        </w:rPr>
       </w:pPr>
       <w:r>
         <w:rPr>
           <w:color w:val="252A2E"/>
+          <w:sz w:val="20"/>
+          <w:szCs w:val="24"/>
         </w:rPr>
         <w:t>Search the HTML for src=, url(, new Audio(, and question image fields.</w:t>
       </w:r>
@@ -1623,10 +1427,16 @@
       <w:pPr>
         <w:pStyle w:val="ListBullet"/>
         <w:spacing w:after="60" w:line="252" w:lineRule="auto"/>
+        <w:rPr>
+          <w:sz w:val="20"/>
+          <w:szCs w:val="24"/>
+        </w:rPr>
       </w:pPr>
       <w:r>
         <w:rPr>
           <w:color w:val="252A2E"/>
+          <w:sz w:val="20"/>
+          <w:szCs w:val="24"/>
         </w:rPr>
         <w:t>List the exact filename, extension, capitalization, and purpose of every referenced file.</w:t>
       </w:r>
@@ -1635,10 +1445,16 @@
       <w:pPr>
         <w:pStyle w:val="ListBullet"/>
         <w:spacing w:after="60" w:line="252" w:lineRule="auto"/>
+        <w:rPr>
+          <w:sz w:val="20"/>
+          <w:szCs w:val="24"/>
+        </w:rPr>
       </w:pPr>
       <w:r>
         <w:rPr>
           <w:color w:val="252A2E"/>
+          <w:sz w:val="20"/>
+          <w:szCs w:val="24"/>
         </w:rPr>
         <w:t>Delete inherited files only after confirming that the current HTML no longer calls them.</w:t>
       </w:r>
@@ -1647,13 +1463,34 @@
       <w:pPr>
         <w:pStyle w:val="ListBullet"/>
         <w:spacing w:after="60" w:line="252" w:lineRule="auto"/>
+        <w:rPr>
+          <w:sz w:val="20"/>
+          <w:szCs w:val="24"/>
+        </w:rPr>
       </w:pPr>
       <w:r>
         <w:rPr>
           <w:color w:val="252A2E"/>
+          <w:sz w:val="20"/>
+          <w:szCs w:val="24"/>
         </w:rPr>
         <w:t>Keep graph and media files in the same directory as index.html unless you deliberately update the paths.</w:t>
       </w:r>
+    </w:p>
+    <w:p>
+      <w:pPr>
+        <w:pStyle w:val="ListBullet"/>
+        <w:numPr>
+          <w:ilvl w:val="0"/>
+          <w:numId w:val="0"/>
+        </w:numPr>
+        <w:spacing w:after="60" w:line="252" w:lineRule="auto"/>
+        <w:ind w:left="360" w:hanging="360"/>
+        <w:rPr>
+          <w:sz w:val="20"/>
+          <w:szCs w:val="24"/>
+        </w:rPr>
+      </w:pPr>
     </w:p>
     <w:tbl>
       <w:tblPr>
@@ -1695,7 +1532,7 @@
                 <w:color w:val="910039"/>
                 <w:sz w:val="22"/>
               </w:rPr>
-              <w:t>Case sensitivity is not a suggestion</w:t>
+              <w:t>Case sensitivity</w:t>
             </w:r>
             <w:r>
               <w:rPr>
@@ -1708,7 +1545,8 @@
             <w:r>
               <w:rPr>
                 <w:color w:val="252A2E"/>
-                <w:sz w:val="19"/>
+                <w:sz w:val="20"/>
+                <w:szCs w:val="24"/>
               </w:rPr>
               <w:t>Windows may tolerate a filename mismatch that GitHub Pages will not. boss.webp and Boss.webp are different files once the site is published. A local preview can lie to your face. The published test settles it.</w:t>
             </w:r>
@@ -1745,11 +1583,13 @@
       <w:pPr>
         <w:keepNext/>
         <w:spacing w:after="140" w:line="240" w:lineRule="auto"/>
+        <w:rPr>
+          <w:iCs/>
+        </w:rPr>
       </w:pPr>
       <w:r>
         <w:rPr>
-          <w:i/>
-          <w:color w:val="2B6F9C"/>
+          <w:iCs/>
           <w:sz w:val="20"/>
         </w:rPr>
         <w:t>Publish an unchanged copy first. That separates hosting problems from editing problems.</w:t>
@@ -1764,14 +1604,10 @@
       <w:r>
         <w:rPr>
           <w:b/>
-          <w:color w:val="910039"/>
         </w:rPr>
         <w:t xml:space="preserve">1. </w:t>
       </w:r>
       <w:r>
-        <w:rPr>
-          <w:color w:val="252A2E"/>
-        </w:rPr>
         <w:t>Create a new GitHub repository. A public repository is the simplest path for ordinary GitHub Pages hosting.</w:t>
       </w:r>
     </w:p>
@@ -1784,14 +1620,10 @@
       <w:r>
         <w:rPr>
           <w:b/>
-          <w:color w:val="910039"/>
         </w:rPr>
         <w:t xml:space="preserve">2. </w:t>
       </w:r>
       <w:r>
-        <w:rPr>
-          <w:color w:val="252A2E"/>
-        </w:rPr>
         <w:t>Upload index.html and the complete asset inventory from the working folder.</w:t>
       </w:r>
     </w:p>
@@ -1804,14 +1636,10 @@
       <w:r>
         <w:rPr>
           <w:b/>
-          <w:color w:val="910039"/>
         </w:rPr>
         <w:t xml:space="preserve">3. </w:t>
       </w:r>
       <w:r>
-        <w:rPr>
-          <w:color w:val="252A2E"/>
-        </w:rPr>
         <w:t>Commit the untouched baseline before changing content or presentation.</w:t>
       </w:r>
     </w:p>
@@ -1824,14 +1652,10 @@
       <w:r>
         <w:rPr>
           <w:b/>
-          <w:color w:val="910039"/>
         </w:rPr>
         <w:t xml:space="preserve">4. </w:t>
       </w:r>
       <w:r>
-        <w:rPr>
-          <w:color w:val="252A2E"/>
-        </w:rPr>
         <w:t>In repository Settings, open Pages, choose deployment from a branch, select the intended branch and root folder, and save.</w:t>
       </w:r>
     </w:p>
@@ -1844,15 +1668,17 @@
       <w:r>
         <w:rPr>
           <w:b/>
-          <w:color w:val="910039"/>
         </w:rPr>
         <w:t xml:space="preserve">5. </w:t>
       </w:r>
       <w:r>
-        <w:rPr>
-          <w:color w:val="252A2E"/>
-        </w:rPr>
-        <w:t>Wait for the Pages build to finish, then open the published site—not merely the repository preview.</w:t>
+        <w:t>Wait for the Pages build to finish, then open the published site</w:t>
+      </w:r>
+      <w:r>
+        <w:t xml:space="preserve">, </w:t>
+      </w:r>
+      <w:r>
+        <w:t>not merely the repository preview.</w:t>
       </w:r>
     </w:p>
     <w:p>
@@ -1864,16 +1690,19 @@
       <w:r>
         <w:rPr>
           <w:b/>
-          <w:color w:val="910039"/>
         </w:rPr>
         <w:t xml:space="preserve">6. </w:t>
       </w:r>
       <w:r>
-        <w:rPr>
-          <w:color w:val="252A2E"/>
-        </w:rPr>
         <w:t>Test the entry screen, mode menu, one question, one image, one audio control when present, and browser-local storage before editing.</w:t>
       </w:r>
+    </w:p>
+    <w:p>
+      <w:pPr>
+        <w:pStyle w:val="BodyText"/>
+        <w:spacing w:after="60" w:line="252" w:lineRule="auto"/>
+        <w:ind w:left="317" w:hanging="317"/>
+      </w:pPr>
     </w:p>
     <w:p>
       <w:pPr>
@@ -1968,6 +1797,9 @@
       <w:pPr>
         <w:pStyle w:val="BodyText"/>
         <w:spacing w:after="60" w:line="252" w:lineRule="auto"/>
+        <w:rPr>
+          <w:color w:val="252A2E"/>
+        </w:rPr>
       </w:pPr>
       <w:r>
         <w:rPr>
@@ -1983,6 +1815,12 @@
         <w:t>The baseline commit is tagged or otherwise easy to recover.</w:t>
       </w:r>
     </w:p>
+    <w:p>
+      <w:pPr>
+        <w:pStyle w:val="BodyText"/>
+        <w:spacing w:after="60" w:line="252" w:lineRule="auto"/>
+      </w:pPr>
+    </w:p>
     <w:tbl>
       <w:tblPr>
         <w:tblW w:w="0" w:type="auto"/>
@@ -2036,7 +1874,8 @@
             <w:r>
               <w:rPr>
                 <w:color w:val="252A2E"/>
-                <w:sz w:val="19"/>
+                <w:sz w:val="20"/>
+                <w:szCs w:val="24"/>
               </w:rPr>
               <w:t>When the baseline works online, later failures belong to the edits. Without that baseline, faculty waste hours blaming GitHub, JavaScript, browser storage, and the moon at the same time.</w:t>
             </w:r>
@@ -2073,14 +1912,16 @@
       <w:pPr>
         <w:keepNext/>
         <w:spacing w:after="140" w:line="240" w:lineRule="auto"/>
+        <w:rPr>
+          <w:iCs/>
+        </w:rPr>
       </w:pPr>
       <w:r>
         <w:rPr>
-          <w:i/>
-          <w:color w:val="2B6F9C"/>
+          <w:iCs/>
           <w:sz w:val="20"/>
         </w:rPr>
-        <w:t>Change the content and shell. Protect the engine connections.</w:t>
+        <w:t xml:space="preserve">In the template file, locate items marked “Safe To Edit” and “Do Not Modify”. These will be comment sections before code. </w:t>
       </w:r>
     </w:p>
     <w:tbl>
@@ -3335,7 +3176,8 @@
             <w:r>
               <w:rPr>
                 <w:color w:val="252A2E"/>
-                <w:sz w:val="19"/>
+                <w:sz w:val="20"/>
+                <w:szCs w:val="24"/>
               </w:rPr>
               <w:t>Line numbers change every time question banks grow. The old guide pointed faculty toward exact Foundry-era snippets. That is how instructions rot. Search for the named marker or function in the current file.</w:t>
             </w:r>
@@ -3361,20 +3203,6 @@
         </w:rPr>
         <w:lastRenderedPageBreak/>
         <w:t>5. Configure Student Entry, Modes, and Browser Storage</w:t>
-      </w:r>
-    </w:p>
-    <w:p>
-      <w:pPr>
-        <w:keepNext/>
-        <w:spacing w:after="140" w:line="240" w:lineRule="auto"/>
-      </w:pPr>
-      <w:r>
-        <w:rPr>
-          <w:i/>
-          <w:color w:val="2B6F9C"/>
-          <w:sz w:val="20"/>
-        </w:rPr>
-        <w:t>Mode boundaries are instructional rules. Do not blur them by accident.</w:t>
       </w:r>
     </w:p>
     <w:p>
@@ -4163,10 +3991,16 @@
       <w:pPr>
         <w:pStyle w:val="ListBullet"/>
         <w:spacing w:after="60" w:line="252" w:lineRule="auto"/>
+        <w:rPr>
+          <w:sz w:val="20"/>
+          <w:szCs w:val="24"/>
+        </w:rPr>
       </w:pPr>
       <w:r>
         <w:rPr>
           <w:color w:val="252A2E"/>
+          <w:sz w:val="20"/>
+          <w:szCs w:val="24"/>
         </w:rPr>
         <w:t>Give every game a unique save prefix, room key, sound-preference key, Score Attack prefix, and achievement prefix.</w:t>
       </w:r>
@@ -4175,10 +4009,16 @@
       <w:pPr>
         <w:pStyle w:val="ListBullet"/>
         <w:spacing w:after="60" w:line="252" w:lineRule="auto"/>
+        <w:rPr>
+          <w:sz w:val="20"/>
+          <w:szCs w:val="24"/>
+        </w:rPr>
       </w:pPr>
       <w:r>
         <w:rPr>
           <w:color w:val="252A2E"/>
+          <w:sz w:val="20"/>
+          <w:szCs w:val="24"/>
         </w:rPr>
         <w:t>Rename the keys everywhere they appear. One inherited generic room key can make two games overwrite each other.</w:t>
       </w:r>
@@ -4187,10 +4027,16 @@
       <w:pPr>
         <w:pStyle w:val="ListBullet"/>
         <w:spacing w:after="60" w:line="252" w:lineRule="auto"/>
+        <w:rPr>
+          <w:sz w:val="20"/>
+          <w:szCs w:val="24"/>
+        </w:rPr>
       </w:pPr>
       <w:r>
         <w:rPr>
           <w:color w:val="252A2E"/>
+          <w:sz w:val="20"/>
+          <w:szCs w:val="24"/>
         </w:rPr>
         <w:t>Do not use campaign artifact keys for practice modes. The current engine intentionally separates those records.</w:t>
       </w:r>
@@ -4199,13 +4045,34 @@
       <w:pPr>
         <w:pStyle w:val="ListBullet"/>
         <w:spacing w:after="60" w:line="252" w:lineRule="auto"/>
+        <w:rPr>
+          <w:sz w:val="20"/>
+          <w:szCs w:val="24"/>
+        </w:rPr>
       </w:pPr>
       <w:r>
         <w:rPr>
           <w:color w:val="252A2E"/>
+          <w:sz w:val="20"/>
+          <w:szCs w:val="24"/>
         </w:rPr>
         <w:t>Browser-local storage belongs to that browser and device. It is not an institutional record and can disappear when storage is cleared.</w:t>
       </w:r>
+    </w:p>
+    <w:p>
+      <w:pPr>
+        <w:pStyle w:val="ListBullet"/>
+        <w:numPr>
+          <w:ilvl w:val="0"/>
+          <w:numId w:val="0"/>
+        </w:numPr>
+        <w:spacing w:after="60" w:line="252" w:lineRule="auto"/>
+        <w:ind w:left="360" w:hanging="360"/>
+        <w:rPr>
+          <w:sz w:val="20"/>
+          <w:szCs w:val="24"/>
+        </w:rPr>
+      </w:pPr>
     </w:p>
     <w:tbl>
       <w:tblPr>
@@ -4260,14 +4127,75 @@
             <w:r>
               <w:rPr>
                 <w:color w:val="252A2E"/>
-                <w:sz w:val="19"/>
-              </w:rPr>
-              <w:t>The display name may be generated from the entered email, but the current telemetry payload can still contain the email itself. Describe the data flow honestly. Cosmetic masking is not privacy engineering.</w:t>
+                <w:sz w:val="20"/>
+                <w:szCs w:val="24"/>
+              </w:rPr>
+              <w:t xml:space="preserve">The display name may be generated from the entered email, but the current telemetry payload can still contain the email itself. Describe the data flow honestly. </w:t>
             </w:r>
           </w:p>
         </w:tc>
       </w:tr>
     </w:tbl>
+    <w:p>
+      <w:pPr>
+        <w:spacing w:after="0"/>
+      </w:pPr>
+    </w:p>
+    <w:p>
+      <w:pPr>
+        <w:spacing w:after="0"/>
+      </w:pPr>
+    </w:p>
+    <w:p>
+      <w:pPr>
+        <w:spacing w:after="0"/>
+      </w:pPr>
+    </w:p>
+    <w:p>
+      <w:pPr>
+        <w:spacing w:after="0"/>
+      </w:pPr>
+    </w:p>
+    <w:p>
+      <w:pPr>
+        <w:spacing w:after="0"/>
+      </w:pPr>
+    </w:p>
+    <w:p>
+      <w:pPr>
+        <w:spacing w:after="0"/>
+      </w:pPr>
+    </w:p>
+    <w:p>
+      <w:pPr>
+        <w:spacing w:after="0"/>
+      </w:pPr>
+    </w:p>
+    <w:p>
+      <w:pPr>
+        <w:spacing w:after="0"/>
+      </w:pPr>
+    </w:p>
+    <w:p>
+      <w:pPr>
+        <w:spacing w:after="0"/>
+      </w:pPr>
+    </w:p>
+    <w:p>
+      <w:pPr>
+        <w:spacing w:after="0"/>
+      </w:pPr>
+    </w:p>
+    <w:p>
+      <w:pPr>
+        <w:spacing w:after="0"/>
+      </w:pPr>
+    </w:p>
+    <w:p>
+      <w:pPr>
+        <w:spacing w:after="0"/>
+      </w:pPr>
+    </w:p>
     <w:p>
       <w:pPr>
         <w:spacing w:after="0"/>
@@ -4284,6 +4212,7 @@
           <w:color w:val="910039"/>
           <w:sz w:val="36"/>
         </w:rPr>
+        <w:lastRenderedPageBreak/>
         <w:t>6. Build the Question Architecture</w:t>
       </w:r>
     </w:p>
@@ -4291,14 +4220,23 @@
       <w:pPr>
         <w:keepNext/>
         <w:spacing w:after="140" w:line="240" w:lineRule="auto"/>
+        <w:rPr>
+          <w:iCs/>
+        </w:rPr>
       </w:pPr>
       <w:r>
         <w:rPr>
-          <w:i/>
-          <w:color w:val="2B6F9C"/>
+          <w:iCs/>
           <w:sz w:val="20"/>
         </w:rPr>
         <w:t>The current engine can only route what the metadata lets it see.</w:t>
+      </w:r>
+      <w:r>
+        <w:rPr>
+          <w:iCs/>
+          <w:sz w:val="20"/>
+        </w:rPr>
+        <w:t xml:space="preserve"> Be deliberate when creating questions. The minimum structure is below and shows all components necessary to fully utilize the engine. </w:t>
       </w:r>
     </w:p>
     <w:p>
@@ -4515,8 +4453,13 @@
         <w:rPr>
           <w:color w:val="252A2E"/>
         </w:rPr>
-        <w:lastRenderedPageBreak/>
-        <w:t>The correct-answer index is zero based and refers to the options before the engine shuffles them. A value of 0 means the first authored option is correct. That detail is small. Breaking it wrecks the bank.</w:t>
+        <w:t>The correct-answer index is zero based and refers to the options before the engine shuffles them. A value of 0 means the first authored option is correct. That detail is small</w:t>
+      </w:r>
+      <w:r>
+        <w:rPr>
+          <w:color w:val="252A2E"/>
+        </w:rPr>
+        <w:t>, but important.</w:t>
       </w:r>
     </w:p>
     <w:tbl>
@@ -5761,7 +5704,8 @@
             <w:r>
               <w:rPr>
                 <w:color w:val="252A2E"/>
-                <w:sz w:val="19"/>
+                <w:sz w:val="20"/>
+                <w:szCs w:val="24"/>
               </w:rPr>
               <w:t>Every bank must be checked for duplicate and near-duplicate questions, correct-answer accuracy, metadata consistency, and answer-length bias. The longest option cannot become a neon sign pointing to the answer.</w:t>
             </w:r>
@@ -5792,14 +5736,69 @@
       <w:pPr>
         <w:keepNext/>
         <w:spacing w:after="140" w:line="240" w:lineRule="auto"/>
+        <w:rPr>
+          <w:iCs/>
+        </w:rPr>
       </w:pPr>
       <w:r>
         <w:rPr>
-          <w:i/>
-          <w:color w:val="2B6F9C"/>
+          <w:iCs/>
           <w:sz w:val="20"/>
         </w:rPr>
-        <w:t>A miss should trigger a purposeful learning path, not a random consolation question.</w:t>
+        <w:t>After a player misses enough of a particular concept/skill, they are routed to a repair, bridge and retest sequence.</w:t>
+      </w:r>
+      <w:r>
+        <w:rPr>
+          <w:iCs/>
+          <w:sz w:val="20"/>
+        </w:rPr>
+        <w:t xml:space="preserve"> The </w:t>
+      </w:r>
+      <w:proofErr w:type="spellStart"/>
+      <w:r>
+        <w:rPr>
+          <w:iCs/>
+          <w:sz w:val="20"/>
+        </w:rPr>
+        <w:t>microSkillRepairPools</w:t>
+      </w:r>
+      <w:proofErr w:type="spellEnd"/>
+      <w:r>
+        <w:rPr>
+          <w:iCs/>
+          <w:sz w:val="20"/>
+        </w:rPr>
+        <w:t xml:space="preserve"> and </w:t>
+      </w:r>
+      <w:proofErr w:type="spellStart"/>
+      <w:r>
+        <w:rPr>
+          <w:iCs/>
+          <w:sz w:val="20"/>
+        </w:rPr>
+        <w:t>microSkillBridgePools</w:t>
+      </w:r>
+      <w:proofErr w:type="spellEnd"/>
+      <w:r>
+        <w:rPr>
+          <w:iCs/>
+          <w:sz w:val="20"/>
+        </w:rPr>
+        <w:t xml:space="preserve"> are the two main drivers in this sequence. The retest question will draw from the main pools and will </w:t>
+      </w:r>
+      <w:r>
+        <w:rPr>
+          <w:iCs/>
+          <w:sz w:val="20"/>
+        </w:rPr>
+        <w:t>contain</w:t>
+      </w:r>
+      <w:r>
+        <w:rPr>
+          <w:iCs/>
+          <w:sz w:val="20"/>
+        </w:rPr>
+        <w:t xml:space="preserve"> a matching skill or objective.</w:t>
       </w:r>
     </w:p>
     <w:tbl>
@@ -6145,10 +6144,16 @@
       <w:pPr>
         <w:pStyle w:val="ListBullet"/>
         <w:spacing w:after="60" w:line="252" w:lineRule="auto"/>
+        <w:rPr>
+          <w:sz w:val="20"/>
+          <w:szCs w:val="24"/>
+        </w:rPr>
       </w:pPr>
       <w:r>
         <w:rPr>
           <w:color w:val="252A2E"/>
+          <w:sz w:val="20"/>
+          <w:szCs w:val="24"/>
         </w:rPr>
         <w:t>microSkillRepairPools maps a skill to authored repair questions.</w:t>
       </w:r>
@@ -6157,10 +6162,16 @@
       <w:pPr>
         <w:pStyle w:val="ListBullet"/>
         <w:spacing w:after="60" w:line="252" w:lineRule="auto"/>
+        <w:rPr>
+          <w:sz w:val="20"/>
+          <w:szCs w:val="24"/>
+        </w:rPr>
       </w:pPr>
       <w:r>
         <w:rPr>
           <w:color w:val="252A2E"/>
+          <w:sz w:val="20"/>
+          <w:szCs w:val="24"/>
         </w:rPr>
         <w:t>directSkillRepairRoutes provides fast access to those repair pools and should not contain orphaned or misspelled skills.</w:t>
       </w:r>
@@ -6169,10 +6180,16 @@
       <w:pPr>
         <w:pStyle w:val="ListBullet"/>
         <w:spacing w:after="60" w:line="252" w:lineRule="auto"/>
+        <w:rPr>
+          <w:sz w:val="20"/>
+          <w:szCs w:val="24"/>
+        </w:rPr>
       </w:pPr>
       <w:r>
         <w:rPr>
           <w:color w:val="252A2E"/>
+          <w:sz w:val="20"/>
+          <w:szCs w:val="24"/>
         </w:rPr>
         <w:t>microSkillBridgePools maps the same skill families to bridge questions.</w:t>
       </w:r>
@@ -6181,12 +6198,26 @@
       <w:pPr>
         <w:pStyle w:val="ListBullet"/>
         <w:spacing w:after="60" w:line="252" w:lineRule="auto"/>
+        <w:rPr>
+          <w:sz w:val="20"/>
+          <w:szCs w:val="24"/>
+        </w:rPr>
       </w:pPr>
       <w:r>
         <w:rPr>
           <w:color w:val="252A2E"/>
+          <w:sz w:val="20"/>
+          <w:szCs w:val="24"/>
         </w:rPr>
-        <w:t>Fallback routing can use objective and tag when a direct skill route is unavailable, but that is the backup plan—not the authoring goal.</w:t>
+        <w:t>Fallback routing can use objective and tag when a direct skill route is unavailable, but that is the backup plan</w:t>
+      </w:r>
+      <w:r>
+        <w:rPr>
+          <w:color w:val="252A2E"/>
+          <w:sz w:val="20"/>
+          <w:szCs w:val="24"/>
+        </w:rPr>
+        <w:t>.</w:t>
       </w:r>
     </w:p>
     <w:p>
@@ -6282,6 +6313,9 @@
       <w:pPr>
         <w:pStyle w:val="BodyText"/>
         <w:spacing w:after="60" w:line="252" w:lineRule="auto"/>
+        <w:rPr>
+          <w:color w:val="252A2E"/>
+        </w:rPr>
       </w:pPr>
       <w:r>
         <w:rPr>
@@ -6297,6 +6331,12 @@
         <w:t>A miss during remediation does not strand the student or produce an endless loop.</w:t>
       </w:r>
     </w:p>
+    <w:p>
+      <w:pPr>
+        <w:pStyle w:val="BodyText"/>
+        <w:spacing w:after="60" w:line="252" w:lineRule="auto"/>
+      </w:pPr>
+    </w:p>
     <w:tbl>
       <w:tblPr>
         <w:tblW w:w="0" w:type="auto"/>
@@ -6350,14 +6390,30 @@
             <w:r>
               <w:rPr>
                 <w:color w:val="252A2E"/>
-                <w:sz w:val="19"/>
-              </w:rPr>
-              <w:t>A generic easy question from the same chapter is not automatically a repair item. Repair targets the exact reasoning failure. Anything else is chapter-flavored roulette.</w:t>
+                <w:sz w:val="20"/>
+                <w:szCs w:val="24"/>
+              </w:rPr>
+              <w:t xml:space="preserve">A generic easy question from the same chapter is not automatically a repair item. Repair targets the exact reasoning failure. </w:t>
             </w:r>
           </w:p>
         </w:tc>
       </w:tr>
     </w:tbl>
+    <w:p>
+      <w:pPr>
+        <w:spacing w:after="0"/>
+      </w:pPr>
+    </w:p>
+    <w:p>
+      <w:pPr>
+        <w:spacing w:after="0"/>
+      </w:pPr>
+    </w:p>
+    <w:p>
+      <w:pPr>
+        <w:spacing w:after="0"/>
+      </w:pPr>
+    </w:p>
     <w:p>
       <w:pPr>
         <w:spacing w:after="0"/>
@@ -6374,6 +6430,7 @@
           <w:color w:val="910039"/>
           <w:sz w:val="36"/>
         </w:rPr>
+        <w:lastRenderedPageBreak/>
         <w:t>8. Configure Bosses, Artifacts, Achievements, and the Mastery Report</w:t>
       </w:r>
     </w:p>
@@ -6381,14 +6438,23 @@
       <w:pPr>
         <w:keepNext/>
         <w:spacing w:after="140" w:line="240" w:lineRule="auto"/>
+        <w:rPr>
+          <w:iCs/>
+        </w:rPr>
       </w:pPr>
       <w:r>
         <w:rPr>
-          <w:i/>
-          <w:color w:val="2B6F9C"/>
+          <w:iCs/>
           <w:sz w:val="20"/>
         </w:rPr>
-        <w:t>These systems sit on top of the adaptive evidence. They should not contradict it.</w:t>
+        <w:t>Boss implementation serves as a scaffolding checkpoint for the player’s weakest objective. Artifacts and achievements are not necessary in the scaled-down version of the game. A fully polished version would implement them.</w:t>
+      </w:r>
+      <w:r>
+        <w:rPr>
+          <w:iCs/>
+          <w:sz w:val="20"/>
+        </w:rPr>
+        <w:t xml:space="preserve"> The mastery point serves as an end-game summary for the student. It is useful in telling them where they are strong and where they need work. </w:t>
       </w:r>
     </w:p>
     <w:p>
@@ -6408,10 +6474,16 @@
       <w:pPr>
         <w:pStyle w:val="ListBullet"/>
         <w:spacing w:after="60" w:line="252" w:lineRule="auto"/>
+        <w:rPr>
+          <w:sz w:val="20"/>
+          <w:szCs w:val="24"/>
+        </w:rPr>
       </w:pPr>
       <w:r>
         <w:rPr>
           <w:color w:val="252A2E"/>
+          <w:sz w:val="20"/>
+          <w:szCs w:val="24"/>
         </w:rPr>
         <w:t>Standard, Legendary, and Score Attack use boss rooms at the current checkpoint locations. Timed Trial and Exam Drill do not.</w:t>
       </w:r>
@@ -6420,10 +6492,16 @@
       <w:pPr>
         <w:pStyle w:val="ListBullet"/>
         <w:spacing w:after="60" w:line="252" w:lineRule="auto"/>
+        <w:rPr>
+          <w:sz w:val="20"/>
+          <w:szCs w:val="24"/>
+        </w:rPr>
       </w:pPr>
       <w:r>
         <w:rPr>
           <w:color w:val="252A2E"/>
+          <w:sz w:val="20"/>
+          <w:szCs w:val="24"/>
         </w:rPr>
         <w:t>Boss targeting should use the student evidence available before that checkpoint and avoid recently used or near-duplicate questions.</w:t>
       </w:r>
@@ -6432,10 +6510,16 @@
       <w:pPr>
         <w:pStyle w:val="ListBullet"/>
         <w:spacing w:after="60" w:line="252" w:lineRule="auto"/>
+        <w:rPr>
+          <w:sz w:val="20"/>
+          <w:szCs w:val="24"/>
+        </w:rPr>
       </w:pPr>
       <w:r>
         <w:rPr>
           <w:color w:val="252A2E"/>
+          <w:sz w:val="20"/>
+          <w:szCs w:val="24"/>
         </w:rPr>
         <w:t>Boss pools must contain enough objective and skill coverage to produce a coherent three-question encounter.</w:t>
       </w:r>
@@ -6444,10 +6528,16 @@
       <w:pPr>
         <w:pStyle w:val="ListBullet"/>
         <w:spacing w:after="60" w:line="252" w:lineRule="auto"/>
+        <w:rPr>
+          <w:sz w:val="20"/>
+          <w:szCs w:val="24"/>
+        </w:rPr>
       </w:pPr>
       <w:r>
         <w:rPr>
           <w:color w:val="252A2E"/>
+          <w:sz w:val="20"/>
+          <w:szCs w:val="24"/>
         </w:rPr>
         <w:t>Some concluding games use a special final-boss scene or post-boss audit sequence. Preserve the current production pattern for that game rather than forcing every final encounter into the same template.</w:t>
       </w:r>
@@ -6469,10 +6559,16 @@
       <w:pPr>
         <w:pStyle w:val="ListBullet"/>
         <w:spacing w:after="60" w:line="252" w:lineRule="auto"/>
+        <w:rPr>
+          <w:sz w:val="20"/>
+          <w:szCs w:val="24"/>
+        </w:rPr>
       </w:pPr>
       <w:r>
         <w:rPr>
           <w:color w:val="252A2E"/>
+          <w:sz w:val="20"/>
+          <w:szCs w:val="24"/>
         </w:rPr>
         <w:t>Campaign artifacts belong to Standard Campaign. Practice and challenge modes must not unlock them.</w:t>
       </w:r>
@@ -6481,10 +6577,16 @@
       <w:pPr>
         <w:pStyle w:val="ListBullet"/>
         <w:spacing w:after="60" w:line="252" w:lineRule="auto"/>
+        <w:rPr>
+          <w:sz w:val="20"/>
+          <w:szCs w:val="24"/>
+        </w:rPr>
       </w:pPr>
       <w:r>
         <w:rPr>
           <w:color w:val="252A2E"/>
+          <w:sz w:val="20"/>
+          <w:szCs w:val="24"/>
         </w:rPr>
         <w:t>Artifact HTML IDs, localStorage keys, popup data, and hub counters must match exactly.</w:t>
       </w:r>
@@ -6493,10 +6595,16 @@
       <w:pPr>
         <w:pStyle w:val="ListBullet"/>
         <w:spacing w:after="60" w:line="252" w:lineRule="auto"/>
+        <w:rPr>
+          <w:sz w:val="20"/>
+          <w:szCs w:val="24"/>
+        </w:rPr>
       </w:pPr>
       <w:r>
         <w:rPr>
           <w:color w:val="252A2E"/>
+          <w:sz w:val="20"/>
+          <w:szCs w:val="24"/>
         </w:rPr>
         <w:t>Achievement flags should be mission-specific and written once. Duplicate boss-victory increments create fake progress.</w:t>
       </w:r>
@@ -6943,7 +7051,6 @@
                 <w:color w:val="2B6F9C"/>
                 <w:sz w:val="22"/>
               </w:rPr>
-              <w:lastRenderedPageBreak/>
               <w:t>The report is not decoration</w:t>
             </w:r>
             <w:r>
@@ -6957,7 +7064,8 @@
             <w:r>
               <w:rPr>
                 <w:color w:val="252A2E"/>
-                <w:sz w:val="19"/>
+                <w:sz w:val="20"/>
+                <w:szCs w:val="24"/>
               </w:rPr>
               <w:t>Do not rename metadata categories casually and then act surprised when the report becomes empty. The report can only summarize fields that the questions and engine record consistently.</w:t>
             </w:r>
@@ -6965,6 +7073,46 @@
         </w:tc>
       </w:tr>
     </w:tbl>
+    <w:p>
+      <w:pPr>
+        <w:spacing w:after="0"/>
+      </w:pPr>
+    </w:p>
+    <w:p>
+      <w:pPr>
+        <w:spacing w:after="0"/>
+      </w:pPr>
+    </w:p>
+    <w:p>
+      <w:pPr>
+        <w:spacing w:after="0"/>
+      </w:pPr>
+    </w:p>
+    <w:p>
+      <w:pPr>
+        <w:spacing w:after="0"/>
+      </w:pPr>
+    </w:p>
+    <w:p>
+      <w:pPr>
+        <w:spacing w:after="0"/>
+      </w:pPr>
+    </w:p>
+    <w:p>
+      <w:pPr>
+        <w:spacing w:after="0"/>
+      </w:pPr>
+    </w:p>
+    <w:p>
+      <w:pPr>
+        <w:spacing w:after="0"/>
+      </w:pPr>
+    </w:p>
+    <w:p>
+      <w:pPr>
+        <w:spacing w:after="0"/>
+      </w:pPr>
+    </w:p>
     <w:p>
       <w:pPr>
         <w:spacing w:after="0"/>
@@ -6981,21 +7129,8 @@
           <w:color w:val="910039"/>
           <w:sz w:val="36"/>
         </w:rPr>
+        <w:lastRenderedPageBreak/>
         <w:t>9. Configure Telemetry, Dashboards, and Privacy</w:t>
-      </w:r>
-    </w:p>
-    <w:p>
-      <w:pPr>
-        <w:keepNext/>
-        <w:spacing w:after="140" w:line="240" w:lineRule="auto"/>
-      </w:pPr>
-      <w:r>
-        <w:rPr>
-          <w:i/>
-          <w:color w:val="2B6F9C"/>
-          <w:sz w:val="20"/>
-        </w:rPr>
-        <w:t>Telemetry is optional. Sloppy telemetry is not.</w:t>
       </w:r>
     </w:p>
     <w:p>
@@ -7260,14 +7395,10 @@
       <w:r>
         <w:rPr>
           <w:b/>
-          <w:color w:val="910039"/>
         </w:rPr>
         <w:t xml:space="preserve">1. </w:t>
       </w:r>
       <w:r>
-        <w:rPr>
-          <w:color w:val="252A2E"/>
-        </w:rPr>
         <w:t>Open the browser console and confirm that the game creates the expected payload.</w:t>
       </w:r>
     </w:p>
@@ -7280,14 +7411,10 @@
       <w:r>
         <w:rPr>
           <w:b/>
-          <w:color w:val="910039"/>
         </w:rPr>
         <w:t xml:space="preserve">2. </w:t>
       </w:r>
       <w:r>
-        <w:rPr>
-          <w:color w:val="252A2E"/>
-        </w:rPr>
         <w:t>Confirm that the endpoint receives the request and returns without blocking the run.</w:t>
       </w:r>
     </w:p>
@@ -7300,14 +7427,10 @@
       <w:r>
         <w:rPr>
           <w:b/>
-          <w:color w:val="910039"/>
         </w:rPr>
         <w:t xml:space="preserve">3. </w:t>
       </w:r>
       <w:r>
-        <w:rPr>
-          <w:color w:val="252A2E"/>
-        </w:rPr>
         <w:t>Confirm that the raw data lands in the expected table, sheet, or database columns.</w:t>
       </w:r>
     </w:p>
@@ -7320,14 +7443,10 @@
       <w:r>
         <w:rPr>
           <w:b/>
-          <w:color w:val="910039"/>
         </w:rPr>
         <w:t xml:space="preserve">4. </w:t>
       </w:r>
       <w:r>
-        <w:rPr>
-          <w:color w:val="252A2E"/>
-        </w:rPr>
         <w:t>Confirm that dashboard formulas and filters include newly appended rows.</w:t>
       </w:r>
     </w:p>
@@ -7340,16 +7459,19 @@
       <w:r>
         <w:rPr>
           <w:b/>
-          <w:color w:val="910039"/>
         </w:rPr>
         <w:t xml:space="preserve">5. </w:t>
       </w:r>
       <w:r>
-        <w:rPr>
-          <w:color w:val="252A2E"/>
-        </w:rPr>
         <w:t>Confirm that mode-specific completion events, Score Attack scores, and resumed runs remain distinguishable.</w:t>
       </w:r>
+    </w:p>
+    <w:p>
+      <w:pPr>
+        <w:pStyle w:val="BodyText"/>
+        <w:spacing w:after="60" w:line="252" w:lineRule="auto"/>
+        <w:ind w:left="317" w:hanging="317"/>
+      </w:pPr>
     </w:p>
     <w:p>
       <w:pPr>
@@ -7368,10 +7490,16 @@
       <w:pPr>
         <w:pStyle w:val="ListBullet"/>
         <w:spacing w:after="60" w:line="252" w:lineRule="auto"/>
+        <w:rPr>
+          <w:sz w:val="20"/>
+          <w:szCs w:val="24"/>
+        </w:rPr>
       </w:pPr>
       <w:r>
         <w:rPr>
           <w:color w:val="252A2E"/>
+          <w:sz w:val="20"/>
+          <w:szCs w:val="24"/>
         </w:rPr>
         <w:t>Browser-local saves remain on the current browser and device unless the student clears storage.</w:t>
       </w:r>
@@ -7380,10 +7508,16 @@
       <w:pPr>
         <w:pStyle w:val="ListBullet"/>
         <w:spacing w:after="60" w:line="252" w:lineRule="auto"/>
+        <w:rPr>
+          <w:sz w:val="20"/>
+          <w:szCs w:val="24"/>
+        </w:rPr>
       </w:pPr>
       <w:r>
         <w:rPr>
           <w:color w:val="252A2E"/>
+          <w:sz w:val="20"/>
+          <w:szCs w:val="24"/>
         </w:rPr>
         <w:t>A generated display pseudonym is not anonymous when the underlying email is retained or transmitted.</w:t>
       </w:r>
@@ -7392,10 +7526,16 @@
       <w:pPr>
         <w:pStyle w:val="ListBullet"/>
         <w:spacing w:after="60" w:line="252" w:lineRule="auto"/>
+        <w:rPr>
+          <w:sz w:val="20"/>
+          <w:szCs w:val="24"/>
+        </w:rPr>
       </w:pPr>
       <w:r>
         <w:rPr>
           <w:color w:val="252A2E"/>
+          <w:sz w:val="20"/>
+          <w:szCs w:val="24"/>
         </w:rPr>
         <w:t>Leaderboard display and instructor diagnostics are different purposes and should not be treated as interchangeable consent.</w:t>
       </w:r>
@@ -7404,10 +7544,16 @@
       <w:pPr>
         <w:pStyle w:val="ListBullet"/>
         <w:spacing w:after="60" w:line="252" w:lineRule="auto"/>
+        <w:rPr>
+          <w:sz w:val="20"/>
+          <w:szCs w:val="24"/>
+        </w:rPr>
       </w:pPr>
       <w:r>
         <w:rPr>
           <w:color w:val="252A2E"/>
+          <w:sz w:val="20"/>
+          <w:szCs w:val="24"/>
         </w:rPr>
         <w:t>Collect the minimum data needed for the instructional use and disclose what is being collected.</w:t>
       </w:r>
@@ -7436,14 +7582,38 @@
       <w:pPr>
         <w:keepNext/>
         <w:spacing w:after="140" w:line="240" w:lineRule="auto"/>
+        <w:rPr>
+          <w:iCs/>
+        </w:rPr>
       </w:pPr>
       <w:r>
         <w:rPr>
-          <w:i/>
-          <w:color w:val="2B6F9C"/>
+          <w:iCs/>
           <w:sz w:val="20"/>
         </w:rPr>
-        <w:t>Decorative simplification is fine. Breaking access is not.</w:t>
+        <w:t xml:space="preserve">The game currently provides </w:t>
+      </w:r>
+      <w:proofErr w:type="spellStart"/>
+      <w:r>
+        <w:rPr>
+          <w:iCs/>
+          <w:sz w:val="20"/>
+        </w:rPr>
+        <w:t>screenreader</w:t>
+      </w:r>
+      <w:proofErr w:type="spellEnd"/>
+      <w:r>
+        <w:rPr>
+          <w:iCs/>
+          <w:sz w:val="20"/>
+        </w:rPr>
+        <w:t xml:space="preserve"> accessibility and keyboard support.</w:t>
+      </w:r>
+      <w:r>
+        <w:rPr>
+          <w:iCs/>
+        </w:rPr>
+        <w:t xml:space="preserve"> When using images, provide alt text. It also is configured to work on mobile devices. </w:t>
       </w:r>
     </w:p>
     <w:tbl>
@@ -7856,7 +8026,13 @@
         <w:rPr>
           <w:color w:val="252A2E"/>
         </w:rPr>
-        <w:t>The minimal template may omit the guide character, boss art, artifact art, decorative backgrounds, mode images, and audio. Remove the dependencies cleanly or keep the required containers hidden. Do not delete JavaScript-linked IDs from a production game and hope CSS will negotiate the peace treaty.</w:t>
+        <w:t>The minimal template may omit the guide character, boss art, artifact art, decorative backgrounds, mode images, and audio. Remove the dependencies cleanly or keep the required containers hidden. Do not delete JavaScript-linked IDs from a production game</w:t>
+      </w:r>
+      <w:r>
+        <w:rPr>
+          <w:color w:val="252A2E"/>
+        </w:rPr>
+        <w:t xml:space="preserve"> as that may render the CSS inoperable. </w:t>
       </w:r>
     </w:p>
     <w:p>
@@ -7876,10 +8052,16 @@
       <w:pPr>
         <w:pStyle w:val="ListBullet"/>
         <w:spacing w:after="60" w:line="252" w:lineRule="auto"/>
+        <w:rPr>
+          <w:sz w:val="20"/>
+          <w:szCs w:val="24"/>
+        </w:rPr>
       </w:pPr>
       <w:r>
         <w:rPr>
           <w:color w:val="252A2E"/>
+          <w:sz w:val="20"/>
+          <w:szCs w:val="24"/>
         </w:rPr>
         <w:t>Publish the game first, then use the published HTTPS URL in Canvas or the intended LMS workflow.</w:t>
       </w:r>
@@ -7888,10 +8070,16 @@
       <w:pPr>
         <w:pStyle w:val="ListBullet"/>
         <w:spacing w:after="60" w:line="252" w:lineRule="auto"/>
+        <w:rPr>
+          <w:sz w:val="20"/>
+          <w:szCs w:val="24"/>
+        </w:rPr>
       </w:pPr>
       <w:r>
         <w:rPr>
           <w:color w:val="252A2E"/>
+          <w:sz w:val="20"/>
+          <w:szCs w:val="24"/>
         </w:rPr>
         <w:t>Test the game both in a new browser tab and inside the LMS. Embedded storage, fullscreen behavior, audio, and responsive height can behave differently.</w:t>
       </w:r>
@@ -7900,10 +8088,16 @@
       <w:pPr>
         <w:pStyle w:val="ListBullet"/>
         <w:spacing w:after="60" w:line="252" w:lineRule="auto"/>
+        <w:rPr>
+          <w:sz w:val="20"/>
+          <w:szCs w:val="24"/>
+        </w:rPr>
       </w:pPr>
       <w:r>
         <w:rPr>
           <w:color w:val="252A2E"/>
+          <w:sz w:val="20"/>
+          <w:szCs w:val="24"/>
         </w:rPr>
         <w:t>Provide an external-link fallback when the embedded view is cramped or browser restrictions interfere with storage.</w:t>
       </w:r>
@@ -7912,10 +8106,16 @@
       <w:pPr>
         <w:pStyle w:val="ListBullet"/>
         <w:spacing w:after="60" w:line="252" w:lineRule="auto"/>
+        <w:rPr>
+          <w:sz w:val="20"/>
+          <w:szCs w:val="24"/>
+        </w:rPr>
       </w:pPr>
       <w:r>
         <w:rPr>
           <w:color w:val="252A2E"/>
+          <w:sz w:val="20"/>
+          <w:szCs w:val="24"/>
         </w:rPr>
         <w:t>Never embed a local file path. Students do not live inside your Downloads folder.</w:t>
       </w:r>
@@ -7944,14 +8144,16 @@
       <w:pPr>
         <w:keepNext/>
         <w:spacing w:after="140" w:line="240" w:lineRule="auto"/>
+        <w:rPr>
+          <w:iCs/>
+        </w:rPr>
       </w:pPr>
       <w:r>
         <w:rPr>
-          <w:i/>
-          <w:color w:val="2B6F9C"/>
+          <w:iCs/>
           <w:sz w:val="20"/>
         </w:rPr>
-        <w:t>A click-through is not a test. Simulate the student pathways that can actually fail.</w:t>
+        <w:t>Test your newly developed game for errors. Use the console debugger in your browser to quickly identify errors in your code.</w:t>
       </w:r>
     </w:p>
     <w:p>
@@ -8465,10 +8667,16 @@
       <w:pPr>
         <w:pStyle w:val="ListBullet"/>
         <w:spacing w:after="60" w:line="252" w:lineRule="auto"/>
+        <w:rPr>
+          <w:sz w:val="20"/>
+          <w:szCs w:val="24"/>
+        </w:rPr>
       </w:pPr>
       <w:r>
         <w:rPr>
           <w:color w:val="252A2E"/>
+          <w:sz w:val="20"/>
+          <w:szCs w:val="24"/>
         </w:rPr>
         <w:t>Answer correctly enough to force hard or elite escalation, then miss to confirm that the engine can move back into support.</w:t>
       </w:r>
@@ -8477,10 +8685,16 @@
       <w:pPr>
         <w:pStyle w:val="ListBullet"/>
         <w:spacing w:after="60" w:line="252" w:lineRule="auto"/>
+        <w:rPr>
+          <w:sz w:val="20"/>
+          <w:szCs w:val="24"/>
+        </w:rPr>
       </w:pPr>
       <w:r>
         <w:rPr>
           <w:color w:val="252A2E"/>
+          <w:sz w:val="20"/>
+          <w:szCs w:val="24"/>
         </w:rPr>
         <w:t>Create a rapid-guessing pattern and confirm warning, lockout, and mode-specific penalty behavior.</w:t>
       </w:r>
@@ -8489,10 +8703,16 @@
       <w:pPr>
         <w:pStyle w:val="ListBullet"/>
         <w:spacing w:after="60" w:line="252" w:lineRule="auto"/>
+        <w:rPr>
+          <w:sz w:val="20"/>
+          <w:szCs w:val="24"/>
+        </w:rPr>
       </w:pPr>
       <w:r>
         <w:rPr>
           <w:color w:val="252A2E"/>
+          <w:sz w:val="20"/>
+          <w:szCs w:val="24"/>
         </w:rPr>
         <w:t>Open every graph, enlarge it, close it by mouse and keyboard, and repeat on a phone-sized viewport.</w:t>
       </w:r>
@@ -8501,10 +8721,16 @@
       <w:pPr>
         <w:pStyle w:val="ListBullet"/>
         <w:spacing w:after="60" w:line="252" w:lineRule="auto"/>
+        <w:rPr>
+          <w:sz w:val="20"/>
+          <w:szCs w:val="24"/>
+        </w:rPr>
       </w:pPr>
       <w:r>
         <w:rPr>
           <w:color w:val="252A2E"/>
+          <w:sz w:val="20"/>
+          <w:szCs w:val="24"/>
         </w:rPr>
         <w:t>Return to the battle menu from every mode and verify the correct save or end behavior.</w:t>
       </w:r>
@@ -8513,13 +8739,30 @@
       <w:pPr>
         <w:pStyle w:val="ListBullet"/>
         <w:spacing w:after="60" w:line="252" w:lineRule="auto"/>
+        <w:rPr>
+          <w:sz w:val="20"/>
+          <w:szCs w:val="24"/>
+        </w:rPr>
       </w:pPr>
       <w:r>
         <w:rPr>
           <w:color w:val="252A2E"/>
+          <w:sz w:val="20"/>
+          <w:szCs w:val="24"/>
         </w:rPr>
         <w:t>Inspect every mastery-report section after both a strong run and a deliberately weak run.</w:t>
       </w:r>
+    </w:p>
+    <w:p>
+      <w:pPr>
+        <w:pStyle w:val="ListBullet"/>
+        <w:numPr>
+          <w:ilvl w:val="0"/>
+          <w:numId w:val="0"/>
+        </w:numPr>
+        <w:spacing w:after="60" w:line="252" w:lineRule="auto"/>
+        <w:ind w:left="360" w:hanging="360"/>
+      </w:pPr>
     </w:p>
     <w:tbl>
       <w:tblPr>
@@ -8574,9 +8817,10 @@
             <w:r>
               <w:rPr>
                 <w:color w:val="252A2E"/>
-                <w:sz w:val="19"/>
-              </w:rPr>
-              <w:t>Do not assign the game until the published build—not merely the local file—passes the complete simulation. “It worked on my machine” is not a quality standard. It is an alibi.</w:t>
+                <w:sz w:val="20"/>
+                <w:szCs w:val="24"/>
+              </w:rPr>
+              <w:t xml:space="preserve">Do not assign the game until the published build—not merely the local file—passes the complete simulation. “It worked on my machine” is not a quality standard. </w:t>
             </w:r>
           </w:p>
         </w:tc>
@@ -8611,14 +8855,16 @@
       <w:pPr>
         <w:keepNext/>
         <w:spacing w:after="140" w:line="240" w:lineRule="auto"/>
+        <w:rPr>
+          <w:iCs/>
+        </w:rPr>
       </w:pPr>
       <w:r>
         <w:rPr>
-          <w:i/>
-          <w:color w:val="2B6F9C"/>
+          <w:iCs/>
           <w:sz w:val="20"/>
         </w:rPr>
-        <w:t>Follow the failure trail. Guessing at code is how one bug becomes six.</w:t>
+        <w:t xml:space="preserve">Below are common errors you may encounter. </w:t>
       </w:r>
     </w:p>
     <w:tbl>
@@ -8910,7 +9156,7 @@
                 <w:color w:val="252A2E"/>
                 <w:sz w:val="17"/>
               </w:rPr>
-              <w:t>Bad a index or option edit after authoring.</w:t>
+              <w:t>Bad index or option edit after authoring.</w:t>
             </w:r>
           </w:p>
         </w:tc>
@@ -9498,10 +9744,16 @@
       <w:pPr>
         <w:pStyle w:val="ListBullet"/>
         <w:spacing w:after="60" w:line="252" w:lineRule="auto"/>
+        <w:rPr>
+          <w:sz w:val="20"/>
+          <w:szCs w:val="24"/>
+        </w:rPr>
       </w:pPr>
       <w:r>
         <w:rPr>
           <w:color w:val="252A2E"/>
+          <w:sz w:val="20"/>
+          <w:szCs w:val="24"/>
         </w:rPr>
         <w:t>Old game names, boss names, objective labels, lore, or feedback survive the copy.</w:t>
       </w:r>
@@ -9510,10 +9762,16 @@
       <w:pPr>
         <w:pStyle w:val="ListBullet"/>
         <w:spacing w:after="60" w:line="252" w:lineRule="auto"/>
+        <w:rPr>
+          <w:sz w:val="20"/>
+          <w:szCs w:val="24"/>
+        </w:rPr>
       </w:pPr>
       <w:r>
         <w:rPr>
           <w:color w:val="252A2E"/>
+          <w:sz w:val="20"/>
+          <w:szCs w:val="24"/>
         </w:rPr>
         <w:t>A body class still points to the inherited game and activates the wrong CSS override.</w:t>
       </w:r>
@@ -9522,10 +9780,16 @@
       <w:pPr>
         <w:pStyle w:val="ListBullet"/>
         <w:spacing w:after="60" w:line="252" w:lineRule="auto"/>
+        <w:rPr>
+          <w:sz w:val="20"/>
+          <w:szCs w:val="24"/>
+        </w:rPr>
       </w:pPr>
       <w:r>
         <w:rPr>
           <w:color w:val="252A2E"/>
+          <w:sz w:val="20"/>
+          <w:szCs w:val="24"/>
         </w:rPr>
         <w:t>A generic room key or duplicate function remains shadowed later in the file.</w:t>
       </w:r>
@@ -9534,10 +9798,16 @@
       <w:pPr>
         <w:pStyle w:val="ListBullet"/>
         <w:spacing w:after="60" w:line="252" w:lineRule="auto"/>
+        <w:rPr>
+          <w:sz w:val="20"/>
+          <w:szCs w:val="24"/>
+        </w:rPr>
       </w:pPr>
       <w:r>
         <w:rPr>
           <w:color w:val="252A2E"/>
+          <w:sz w:val="20"/>
+          <w:szCs w:val="24"/>
         </w:rPr>
         <w:t>The final-boss flow was copied from a standard game into a game that uses a special final encounter—or the reverse.</w:t>
       </w:r>
@@ -9546,10 +9816,16 @@
       <w:pPr>
         <w:pStyle w:val="ListBullet"/>
         <w:spacing w:after="60" w:line="252" w:lineRule="auto"/>
+        <w:rPr>
+          <w:sz w:val="20"/>
+          <w:szCs w:val="24"/>
+        </w:rPr>
       </w:pPr>
       <w:r>
         <w:rPr>
           <w:color w:val="252A2E"/>
+          <w:sz w:val="20"/>
+          <w:szCs w:val="24"/>
         </w:rPr>
         <w:t>The question bank is technically valid but academically weak, repetitive, biased by answer length, or wrong. JavaScript cannot fix bad economics.</w:t>
       </w:r>
@@ -9578,11 +9854,13 @@
       <w:pPr>
         <w:keepNext/>
         <w:spacing w:after="140" w:line="240" w:lineRule="auto"/>
+        <w:rPr>
+          <w:iCs/>
+        </w:rPr>
       </w:pPr>
       <w:r>
         <w:rPr>
-          <w:i/>
-          <w:color w:val="2B6F9C"/>
+          <w:iCs/>
           <w:sz w:val="20"/>
         </w:rPr>
         <w:t>A future editor should be able to tell what changed, what was tested, and what not to touch.</w:t>
@@ -10294,9 +10572,10 @@
             <w:r>
               <w:rPr>
                 <w:color w:val="252A2E"/>
-                <w:sz w:val="19"/>
-              </w:rPr>
-              <w:t>Treat the question bank as scholarship, the engine as protected infrastructure, the theme as an engagement layer, and testing as part of authorship. Skip any one of those and the game becomes a shiny little liar.</w:t>
+                <w:sz w:val="20"/>
+                <w:szCs w:val="24"/>
+              </w:rPr>
+              <w:t xml:space="preserve">Treat the question bank as scholarship, the engine as protected infrastructure, the theme as an engagement layer, and testing as part of authorship. </w:t>
             </w:r>
           </w:p>
         </w:tc>

--- a/downloads/resources/faculty-implementation-guide.docx
+++ b/downloads/resources/faculty-implementation-guide.docx
@@ -10,7 +10,7 @@
         <w:drawing>
           <wp:inline xmlns:a="http://schemas.openxmlformats.org/drawingml/2006/main" xmlns:pic="http://schemas.openxmlformats.org/drawingml/2006/picture">
             <wp:extent cx="1783080" cy="789780"/>
-            <wp:docPr id="1" name="Picture 1"/>
+            <wp:docPr id="1" name="Picture 1" descr="Mastery Quests logo"/>
             <wp:cNvGraphicFramePr>
               <a:graphicFrameLocks noChangeAspect="1"/>
             </wp:cNvGraphicFramePr>
@@ -90,25 +90,8 @@
             </w:tcBorders>
           </w:tcPr>
           <w:p>
-            <w:pPr>
-              <w:spacing w:after="0"/>
-            </w:pPr>
             <w:r>
-              <w:rPr>
-                <w:rFonts w:ascii="Aptos" w:hAnsi="Aptos"/>
-                <w:b/>
-                <w:color w:val="062454"/>
-                <w:sz w:val="21"/>
-              </w:rPr>
-              <w:t xml:space="preserve">Recommended order:  </w:t>
-            </w:r>
-            <w:r>
-              <w:rPr>
-                <w:rFonts w:ascii="Aptos" w:hAnsi="Aptos"/>
-                <w:color w:val="0A172A"/>
-                <w:sz w:val="21"/>
-              </w:rPr>
-              <w:t>Instructional goal → assigned mode → build → test → host → Canvas → Student View. Do not start with visual customization and hope the assignment logic sorts itself out later.</w:t>
+              <w:t>Recommended order: Instructional goal -&gt; assigned mode -&gt; build -&gt; test -&gt; host complete package -&gt; Canvas -&gt; Student View -&gt; Mastery Report 2.0 -&gt; review when warranted -&gt; return to practice.</w:t>
             </w:r>
           </w:p>
         </w:tc>
@@ -192,12 +175,12 @@
         <w:pStyle w:val="Heading1"/>
       </w:pPr>
       <w:r>
-        <w:t>2. Build the game</w:t>
+        <w:t>2. Build the game with the current Composer</w:t>
       </w:r>
     </w:p>
     <w:p>
       <w:r>
-        <w:t>For economics, use the Faculty Concept Composer. For another subject or a deeply customized build, use the manual template and question-authoring resources.</w:t>
+        <w:t>Use the Faculty Build Composer for the current economics library. Select General Economics, Microeconomics, or Macroeconomics; All, Ready, Supporting, search, starter combinations, and concept cards remain scoped to that area. Micro includes granular parent/child families, and each area retains its discipline accent.</w:t>
       </w:r>
     </w:p>
     <w:tbl>
@@ -307,28 +290,10 @@
             </w:tcBorders>
           </w:tcPr>
           <w:p>
-            <w:pPr>
-              <w:spacing w:after="80"/>
-            </w:pPr>
             <w:r>
-              <w:rPr>
-                <w:rFonts w:ascii="Aptos" w:hAnsi="Aptos"/>
-                <w:b/>
-                <w:color w:val="062454"/>
-                <w:sz w:val="22"/>
-              </w:rPr>
               <w:t>Modes</w:t>
-            </w:r>
-            <w:r>
               <w:br/>
-            </w:r>
-            <w:r>
-              <w:rPr>
-                <w:rFonts w:ascii="Aptos" w:hAnsi="Aptos"/>
-                <w:color w:val="0A172A"/>
-                <w:sz w:val="20"/>
-              </w:rPr>
-              <w:t>Keep only the modes you intend to support.</w:t>
+              <w:t>Enable only the modes that fit the assignment. Availability checks reflect the selected content and required inventory.</w:t>
             </w:r>
           </w:p>
         </w:tc>
@@ -368,28 +333,10 @@
             </w:tcBorders>
           </w:tcPr>
           <w:p>
-            <w:pPr>
-              <w:spacing w:after="80"/>
-            </w:pPr>
             <w:r>
-              <w:rPr>
-                <w:rFonts w:ascii="Aptos" w:hAnsi="Aptos"/>
-                <w:b/>
-                <w:color w:val="062454"/>
-                <w:sz w:val="22"/>
-              </w:rPr>
               <w:t>Concepts</w:t>
-            </w:r>
-            <w:r>
               <w:br/>
-            </w:r>
-            <w:r>
-              <w:rPr>
-                <w:rFonts w:ascii="Aptos" w:hAnsi="Aptos"/>
-                <w:color w:val="0A172A"/>
-                <w:sz w:val="20"/>
-              </w:rPr>
-              <w:t>Choose the course area and select concepts or a starter combination.</w:t>
+              <w:t>Choose a course area, then All within that area, a starter combination, or individual concepts and Micro family children.</w:t>
             </w:r>
           </w:p>
         </w:tc>
@@ -585,6 +532,160 @@
     </w:p>
     <w:p>
       <w:pPr>
+        <w:pStyle w:val="Heading2"/>
+      </w:pPr>
+      <w:r>
+        <w:t>Mode choice at a glance</w:t>
+      </w:r>
+    </w:p>
+    <w:p>
+      <w:r>
+        <w:t>Faculty enable the modes that fit the assignment; students see only those enabled in the generated build.</w:t>
+      </w:r>
+    </w:p>
+    <w:p>
+      <w:pPr>
+        <w:pStyle w:val="ListBullet"/>
+      </w:pPr>
+      <w:r>
+        <w:rPr>
+          <w:b/>
+        </w:rPr>
+        <w:t xml:space="preserve">Standard Campaign: </w:t>
+      </w:r>
+      <w:r>
+        <w:t>A 30-room campaign with checkpoints, milestones, setbacks, and browser-local save/resume. Use for the complete game experience.</w:t>
+      </w:r>
+    </w:p>
+    <w:p>
+      <w:pPr>
+        <w:pStyle w:val="ListBullet"/>
+      </w:pPr>
+      <w:r>
+        <w:rPr>
+          <w:b/>
+        </w:rPr>
+        <w:t xml:space="preserve">Timed Trial: </w:t>
+      </w:r>
+      <w:r>
+        <w:t>A ten-minute run with a visible countdown and no checkpoints; the timer governs completion. Use for fluency practice after students know the material.</w:t>
+      </w:r>
+    </w:p>
+    <w:p>
+      <w:pPr>
+        <w:pStyle w:val="ListBullet"/>
+      </w:pPr>
+      <w:r>
+        <w:rPr>
+          <w:b/>
+        </w:rPr>
+        <w:t xml:space="preserve">Exam Drill: </w:t>
+      </w:r>
+      <w:r>
+        <w:t>A 30-room adaptive practice path without checkpoints, milestones, or campaign progress. Use for lower-distraction review and diagnostic practice.</w:t>
+      </w:r>
+    </w:p>
+    <w:p>
+      <w:pPr>
+        <w:pStyle w:val="ListBullet"/>
+      </w:pPr>
+      <w:r>
+        <w:rPr>
+          <w:b/>
+        </w:rPr>
+        <w:t xml:space="preserve">Legendary Mode: </w:t>
+      </w:r>
+      <w:r>
+        <w:t>A 30-room campaign using mastery-level, multi-step questions with close choices and no normal remediation sequence. Use as a later challenge after ordinary mastery is stable.</w:t>
+      </w:r>
+    </w:p>
+    <w:p>
+      <w:pPr>
+        <w:pStyle w:val="ListBullet"/>
+      </w:pPr>
+      <w:r>
+        <w:rPr>
+          <w:b/>
+        </w:rPr>
+        <w:t xml:space="preserve">Score Attack: </w:t>
+      </w:r>
+      <w:r>
+        <w:t>A scored run rewarding correct answers, speed, and streaks while penalizing misses and rapid guessing. Use for repeat practice and motivation, not first exposure.</w:t>
+      </w:r>
+    </w:p>
+    <w:p>
+      <w:pPr>
+        <w:pStyle w:val="ListBullet"/>
+      </w:pPr>
+      <w:r>
+        <w:rPr>
+          <w:b/>
+        </w:rPr>
+        <w:t xml:space="preserve">Quiz: </w:t>
+      </w:r>
+      <w:r>
+        <w:t>A fixed run of 1-15 questions chosen by the student while faculty-selected concepts remain fixed. Use when assigning a specific-length classroom or homework run.</w:t>
+      </w:r>
+    </w:p>
+    <w:p>
+      <w:pPr>
+        <w:pStyle w:val="ListBullet"/>
+      </w:pPr>
+      <w:r>
+        <w:rPr>
+          <w:b/>
+        </w:rPr>
+        <w:t xml:space="preserve">Unlimited Practice: </w:t>
+      </w:r>
+      <w:r>
+        <w:t>Adaptive practice repeats in 30-question cycles until the student ends the session and generates a report. Use for open-ended practice where students decide when to stop.</w:t>
+      </w:r>
+    </w:p>
+    <w:p>
+      <w:pPr>
+        <w:pStyle w:val="ListBullet"/>
+      </w:pPr>
+      <w:r>
+        <w:rPr>
+          <w:b/>
+        </w:rPr>
+        <w:t xml:space="preserve">Trial by Graph: </w:t>
+      </w:r>
+      <w:r>
+        <w:t>A 10-, 15-, or 20-question run using only audited items in which the graph is required; only supported lengths appear. Use for concentrated graphical-analysis practice.</w:t>
+      </w:r>
+    </w:p>
+    <w:p>
+      <w:pPr>
+        <w:pStyle w:val="ListBullet"/>
+      </w:pPr>
+      <w:r>
+        <w:rPr>
+          <w:b/>
+        </w:rPr>
+        <w:t xml:space="preserve">Fading Fortune: </w:t>
+      </w:r>
+      <w:r>
+        <w:t>A 10-, 15-, or 20-question run. Random incorrect choices fade at difficulty-based intervals and value falls 100 -&gt; 75 -&gt; 50 -&gt; 25. Use for time pressure without a full-run clock.</w:t>
+      </w:r>
+    </w:p>
+    <w:p>
+      <w:pPr>
+        <w:pStyle w:val="ListBullet"/>
+      </w:pPr>
+      <w:r>
+        <w:rPr>
+          <w:b/>
+        </w:rPr>
+        <w:t xml:space="preserve">Risk &amp; Reward: </w:t>
+      </w:r>
+      <w:r>
+        <w:t>A 10-, 15-, or 20-question run with a 1,000-point bankroll. Students risk 10%, 25%, 50%, or all in before seeing each question. Use for strategic confidence-and-stakes decisions.</w:t>
+      </w:r>
+    </w:p>
+    <w:p/>
+    <w:p>
+      <w:pPr>
         <w:pStyle w:val="Heading1"/>
       </w:pPr>
       <w:r>
@@ -688,12 +789,7 @@
         <w:ind w:left="360" w:hanging="173"/>
       </w:pPr>
       <w:r>
-        <w:rPr>
-          <w:rFonts w:ascii="Aptos" w:hAnsi="Aptos"/>
-          <w:color w:val="0A172A"/>
-          <w:sz w:val="21"/>
-        </w:rPr>
-        <w:t>Complete each enabled mode and inspect the result and mastery-report flow.</w:t>
+        <w:t>Complete each enabled mode and inspect Mastery Report 2.0. Confirm that clean runs can omit a review and that meaningful mapped weaknesses can open a packaged Concept Review and return to practice.</w:t>
       </w:r>
     </w:p>
     <w:p>
@@ -701,7 +797,7 @@
         <w:pStyle w:val="Heading1"/>
       </w:pPr>
       <w:r>
-        <w:t>4. Host the self-contained game</w:t>
+        <w:t>4. Host the complete generated package</w:t>
       </w:r>
     </w:p>
     <w:tbl>
@@ -727,25 +823,8 @@
             </w:tcBorders>
           </w:tcPr>
           <w:p>
-            <w:pPr>
-              <w:spacing w:after="0"/>
-            </w:pPr>
             <w:r>
-              <w:rPr>
-                <w:rFonts w:ascii="Aptos" w:hAnsi="Aptos"/>
-                <w:b/>
-                <w:color w:val="062454"/>
-                <w:sz w:val="21"/>
-              </w:rPr>
-              <w:t xml:space="preserve">Composer output:  </w:t>
-            </w:r>
-            <w:r>
-              <w:rPr>
-                <w:rFonts w:ascii="Aptos" w:hAnsi="Aptos"/>
-                <w:color w:val="0A172A"/>
-                <w:sz w:val="21"/>
-              </w:rPr>
-              <w:t>Only the generated HTML file is required to run the game. Graph images are embedded. The recipe, manifest, and README are build records, not runtime dependencies.</w:t>
+              <w:t>Composer output: The generated HTML embeds runtime logic and graph images. Publish it with the generated concept-reviews folder so recommended PDFs and the runtime manifest remain available. Keep the recipe, composition manifest, and README as faculty build records.</w:t>
             </w:r>
           </w:p>
         </w:tc>
@@ -863,28 +942,10 @@
             </w:tcBorders>
           </w:tcPr>
           <w:p>
-            <w:pPr>
-              <w:spacing w:after="80"/>
-            </w:pPr>
             <w:r>
-              <w:rPr>
-                <w:rFonts w:ascii="Aptos" w:hAnsi="Aptos"/>
-                <w:b/>
-                <w:color w:val="062454"/>
-                <w:sz w:val="22"/>
-              </w:rPr>
-              <w:t>Upload it to a static host</w:t>
-            </w:r>
-            <w:r>
+              <w:t>Upload the runtime package</w:t>
               <w:br/>
-            </w:r>
-            <w:r>
-              <w:rPr>
-                <w:rFonts w:ascii="Aptos" w:hAnsi="Aptos"/>
-                <w:color w:val="0A172A"/>
-                <w:sz w:val="20"/>
-              </w:rPr>
-              <w:t>GitHub Pages is a straightforward option.</w:t>
+              <w:t>Publish index.html and the concept-reviews folder together on the same static host.</w:t>
             </w:r>
           </w:p>
         </w:tc>
@@ -1020,6 +1081,7 @@
     <w:p>
       <w:pPr>
         <w:pStyle w:val="Heading1"/>
+        <w:spacing w:before="120" w:after="60"/>
       </w:pPr>
       <w:r>
         <w:t>5. Put it in Canvas</w:t>
@@ -1103,9 +1165,10 @@
     <w:p>
       <w:pPr>
         <w:pStyle w:val="Heading1"/>
+        <w:spacing w:before="120" w:after="60"/>
       </w:pPr>
       <w:r>
-        <w:t>6. Explain data and evidence clearly</w:t>
+        <w:t>6. Explain data, evidence, and follow-up clearly</w:t>
       </w:r>
     </w:p>
     <w:p>
@@ -1156,6 +1219,22 @@
     <w:p>
       <w:pPr>
         <w:pStyle w:val="ListBullet"/>
+      </w:pPr>
+      <w:r>
+        <w:t>Mastery Report 2.0 summarizes performance evidence and the strongest and weakest signals; it does not claim perfect diagnosis from every run.</w:t>
+      </w:r>
+    </w:p>
+    <w:p>
+      <w:pPr>
+        <w:pStyle w:val="ListBullet"/>
+      </w:pPr>
+      <w:r>
+        <w:t>When a meaningful weakness maps to an included review, students can open that one-page Concept Review, then return to targeted practice, Repair, or Bridge. A clean run may produce no review recommendation.</w:t>
+      </w:r>
+    </w:p>
+    <w:p>
+      <w:pPr>
+        <w:pStyle w:val="ListBullet"/>
         <w:spacing w:after="50"/>
         <w:ind w:left="360" w:hanging="173"/>
       </w:pPr>
@@ -1171,6 +1250,7 @@
     <w:p>
       <w:pPr>
         <w:pStyle w:val="Heading1"/>
+        <w:spacing w:before="120" w:after="60"/>
       </w:pPr>
       <w:r>
         <w:t>7. Accessibility and course fit</w:t>
@@ -1239,6 +1319,7 @@
     <w:p>
       <w:pPr>
         <w:pStyle w:val="Heading1"/>
+        <w:spacing w:before="120" w:after="60"/>
       </w:pPr>
       <w:r>
         <w:t>8. Final launch checklist</w:t>
@@ -1246,119 +1327,141 @@
     </w:p>
     <w:p>
       <w:pPr>
-        <w:spacing w:after="60"/>
+        <w:spacing w:after="20" w:before="0" w:line="240" w:lineRule="auto"/>
       </w:pPr>
       <w:r>
         <w:rPr>
           <w:rFonts w:ascii="Aptos" w:hAnsi="Aptos"/>
           <w:color w:val="0A172A"/>
-          <w:sz w:val="20"/>
+          <w:sz w:val="18"/>
         </w:rPr>
         <w:t>☐  The game title and assigned mode match the Canvas instructions.</w:t>
       </w:r>
     </w:p>
     <w:p>
       <w:pPr>
-        <w:spacing w:after="60"/>
+        <w:spacing w:after="20" w:before="0" w:line="240" w:lineRule="auto"/>
       </w:pPr>
       <w:r>
         <w:rPr>
           <w:rFonts w:ascii="Aptos" w:hAnsi="Aptos"/>
           <w:color w:val="0A172A"/>
-          <w:sz w:val="20"/>
+          <w:sz w:val="18"/>
         </w:rPr>
         <w:t>☐  The public URL works in a private browser window.</w:t>
       </w:r>
     </w:p>
     <w:p>
       <w:pPr>
-        <w:spacing w:after="60"/>
+        <w:spacing w:after="20" w:before="0" w:line="240" w:lineRule="auto"/>
       </w:pPr>
       <w:r>
         <w:rPr>
           <w:rFonts w:ascii="Aptos" w:hAnsi="Aptos"/>
           <w:color w:val="0A172A"/>
-          <w:sz w:val="20"/>
+          <w:sz w:val="18"/>
         </w:rPr>
         <w:t>☐  Every enabled mode was tested.</w:t>
       </w:r>
     </w:p>
     <w:p>
       <w:pPr>
-        <w:spacing w:after="60"/>
+        <w:spacing w:after="20" w:before="0" w:line="240" w:lineRule="auto"/>
       </w:pPr>
       <w:r>
         <w:rPr>
           <w:rFonts w:ascii="Aptos" w:hAnsi="Aptos"/>
           <w:color w:val="0A172A"/>
-          <w:sz w:val="20"/>
+          <w:sz w:val="18"/>
         </w:rPr>
         <w:t>☐  Intentional misses and remediation were tested.</w:t>
       </w:r>
     </w:p>
     <w:p>
       <w:pPr>
-        <w:spacing w:after="60"/>
+        <w:spacing w:after="20" w:before="0" w:line="240" w:lineRule="auto"/>
       </w:pPr>
       <w:r>
         <w:rPr>
           <w:rFonts w:ascii="Aptos" w:hAnsi="Aptos"/>
           <w:color w:val="0A172A"/>
-          <w:sz w:val="20"/>
+          <w:sz w:val="18"/>
         </w:rPr>
         <w:t>☐  Graphs and mobile layout were tested.</w:t>
       </w:r>
     </w:p>
     <w:p>
       <w:pPr>
-        <w:spacing w:after="60"/>
+        <w:spacing w:after="20" w:before="0" w:line="240" w:lineRule="auto"/>
       </w:pPr>
       <w:r>
         <w:rPr>
           <w:rFonts w:ascii="Aptos" w:hAnsi="Aptos"/>
           <w:color w:val="0A172A"/>
-          <w:sz w:val="20"/>
+          <w:sz w:val="18"/>
         </w:rPr>
         <w:t>☐  Student View opens the embedded game correctly.</w:t>
       </w:r>
     </w:p>
     <w:p>
       <w:pPr>
-        <w:spacing w:after="60"/>
+        <w:spacing w:after="20" w:before="0" w:line="240" w:lineRule="auto"/>
       </w:pPr>
       <w:r>
         <w:rPr>
           <w:rFonts w:ascii="Aptos" w:hAnsi="Aptos"/>
           <w:color w:val="0A172A"/>
-          <w:sz w:val="20"/>
+          <w:sz w:val="18"/>
         </w:rPr>
         <w:t>☐  The evidence students must submit is stated clearly.</w:t>
       </w:r>
     </w:p>
     <w:p>
       <w:pPr>
-        <w:spacing w:after="60"/>
+        <w:spacing w:after="20" w:before="0" w:line="240" w:lineRule="auto"/>
       </w:pPr>
       <w:r>
         <w:rPr>
           <w:rFonts w:ascii="Aptos" w:hAnsi="Aptos"/>
           <w:color w:val="0A172A"/>
-          <w:sz w:val="20"/>
+          <w:sz w:val="18"/>
         </w:rPr>
         <w:t>☐  The privacy statement matches the current local-storage workflow.</w:t>
       </w:r>
     </w:p>
     <w:p>
       <w:pPr>
-        <w:spacing w:after="60"/>
+        <w:spacing w:after="20" w:before="0" w:line="240" w:lineRule="auto"/>
       </w:pPr>
       <w:r>
         <w:rPr>
           <w:rFonts w:ascii="Aptos" w:hAnsi="Aptos"/>
           <w:color w:val="0A172A"/>
-          <w:sz w:val="20"/>
+          <w:sz w:val="18"/>
         </w:rPr>
         <w:t>☐  A clean copy of the ZIP and composition recipe is archived.</w:t>
+      </w:r>
+    </w:p>
+    <w:p>
+      <w:pPr>
+        <w:spacing w:before="0" w:after="20" w:line="240" w:lineRule="auto"/>
+      </w:pPr>
+      <w:r>
+        <w:rPr>
+          <w:sz w:val="18"/>
+        </w:rPr>
+        <w:t>☐  The hosted concept-reviews folder opens from a mapped Mastery Report recommendation.</w:t>
+      </w:r>
+    </w:p>
+    <w:p>
+      <w:pPr>
+        <w:spacing w:before="0" w:after="20" w:line="240" w:lineRule="auto"/>
+      </w:pPr>
+      <w:r>
+        <w:rPr>
+          <w:sz w:val="18"/>
+        </w:rPr>
+        <w:t>☐  Student directions explain the review-to-practice loop without promising a review after every run.</w:t>
       </w:r>
     </w:p>
     <w:sectPr>

--- a/downloads/resources/faculty-implementation-guide.docx
+++ b/downloads/resources/faculty-implementation-guide.docx
@@ -91,7 +91,7 @@
           </w:tcPr>
           <w:p>
             <w:r>
-              <w:t>Recommended order: Instructional goal -&gt; assigned mode -&gt; build -&gt; test -&gt; host complete package -&gt; Canvas -&gt; Student View -&gt; Mastery Report 2.0 -&gt; review when warranted -&gt; return to practice.</w:t>
+              <w:t>Recommended order: Instructional goal -&gt; assigned mode -&gt; build -&gt; test -&gt; host game HTML -&gt; Canvas -&gt; Student View -&gt; Mastery Report 2.0 -&gt; review when warranted -&gt; return to practice.</w:t>
             </w:r>
           </w:p>
         </w:tc>
@@ -789,7 +789,7 @@
         <w:ind w:left="360" w:hanging="173"/>
       </w:pPr>
       <w:r>
-        <w:t>Complete each enabled mode and inspect Mastery Report 2.0. Confirm that clean runs can omit a review and that meaningful mapped weaknesses can open a packaged Concept Review and return to practice.</w:t>
+        <w:t>Complete each enabled mode and inspect Mastery Report 2.0. Confirm that clean runs can omit a review and that meaningful mapped weaknesses can open a web-hosted Concept Review and return to practice.</w:t>
       </w:r>
     </w:p>
     <w:p>
@@ -797,7 +797,7 @@
         <w:pStyle w:val="Heading1"/>
       </w:pPr>
       <w:r>
-        <w:t>4. Host the complete generated package</w:t>
+        <w:t>4. Host the generated game HTML</w:t>
       </w:r>
     </w:p>
     <w:tbl>
@@ -824,7 +824,7 @@
           </w:tcPr>
           <w:p>
             <w:r>
-              <w:t>Composer output: The generated HTML embeds runtime logic and graph images. Publish it with the generated concept-reviews folder so recommended PDFs and the runtime manifest remain available. Keep the recipe, composition manifest, and README as faculty build records.</w:t>
+              <w:t>Composer output: The generated HTML embeds runtime logic, graph images, and build-specific Concept Review routing. Publish the game HTML by itself. Review PDFs remain in the Mastery Quests web library; keep the recipe, composition manifest, and README as faculty build records.</w:t>
             </w:r>
           </w:p>
         </w:tc>
@@ -943,9 +943,9 @@
           </w:tcPr>
           <w:p>
             <w:r>
-              <w:t>Upload the runtime package</w:t>
+              <w:t>Upload the game HTML</w:t>
               <w:br/>
-              <w:t>Publish index.html and the concept-reviews folder together on the same static host.</w:t>
+              <w:t>Publish index.html at the site root or chosen game path. No sibling Concept Review folder is required.</w:t>
             </w:r>
           </w:p>
         </w:tc>
@@ -1229,7 +1229,7 @@
         <w:pStyle w:val="ListBullet"/>
       </w:pPr>
       <w:r>
-        <w:t>When a meaningful weakness maps to an included review, students can open that one-page Concept Review, then return to targeted practice, Repair, or Bridge. A clean run may produce no review recommendation.</w:t>
+        <w:t>When a meaningful weakness maps to an available review, students can open that one-page Concept Review from the Mastery Quests web library, then return to targeted practice, Repair, or Bridge. A clean run may produce no review recommendation.</w:t>
       </w:r>
     </w:p>
     <w:p>
@@ -1450,7 +1450,7 @@
         <w:rPr>
           <w:sz w:val="18"/>
         </w:rPr>
-        <w:t>☐  The hosted concept-reviews folder opens from a mapped Mastery Report recommendation.</w:t>
+        <w:t>☐  A mapped Mastery Report recommendation opens the correct Concept Review from the Mastery Quests web library.</w:t>
       </w:r>
     </w:p>
     <w:p>

--- a/downloads/resources/faculty-implementation-guide.docx
+++ b/downloads/resources/faculty-implementation-guide.docx
@@ -91,7 +91,7 @@
           </w:tcPr>
           <w:p>
             <w:r>
-              <w:t>Recommended order: Instructional goal -&gt; assigned mode -&gt; build -&gt; test -&gt; host game HTML -&gt; Canvas -&gt; Student View -&gt; Mastery Report 2.0 -&gt; review when warranted -&gt; return to practice.</w:t>
+              <w:t>Recommended order: Instructional goal -&gt; assigned mode -&gt; build -&gt; test -&gt; host game HTML -&gt; LMS -&gt; learner view -&gt; Mastery Report 2.0 -&gt; review when warranted -&gt; return to practice.</w:t>
             </w:r>
           </w:p>
         </w:tc>
@@ -1084,12 +1084,12 @@
         <w:spacing w:before="120" w:after="60"/>
       </w:pPr>
       <w:r>
-        <w:t>5. Put it in Canvas</w:t>
+        <w:t>5. Put it in your LMS</w:t>
       </w:r>
     </w:p>
     <w:p>
       <w:r>
-        <w:t>Use the public HTTPS game URL as the source for a Canvas iframe. The iframe is the wrapper; there is no second game-wrapper file required.</w:t>
+        <w:t>The public HTTPS URL is the game. Add it to your LMS as an external link, or embed it if your LMS and institution permit external iframe content. There is no second game-wrapper file required.</w:t>
       </w:r>
     </w:p>
     <w:p>
@@ -1114,7 +1114,7 @@
           <w:color w:val="0A172A"/>
           <w:sz w:val="21"/>
         </w:rPr>
-        <w:t>Paste the iframe in the Canvas HTML editor.</w:t>
+        <w:t>For a link, add the public URL using your LMS's normal link or module tool. For an embed, paste the iframe into the LMS HTML/source editor if one is available.</w:t>
       </w:r>
     </w:p>
     <w:p>
@@ -1129,7 +1129,7 @@
           <w:color w:val="0A172A"/>
           <w:sz w:val="21"/>
         </w:rPr>
-        <w:t>Adjust height if your Canvas theme creates internal scrolling.</w:t>
+        <w:t>Adjust the iframe height if your LMS layout creates internal scrolling.</w:t>
       </w:r>
     </w:p>
     <w:p>
@@ -1144,7 +1144,7 @@
           <w:color w:val="0A172A"/>
           <w:sz w:val="21"/>
         </w:rPr>
-        <w:t>Use Student View after publishing.</w:t>
+        <w:t>Test the activity in the LMS learner/student view, when available, after publishing.</w:t>
       </w:r>
     </w:p>
     <w:p>
@@ -1159,7 +1159,7 @@
           <w:color w:val="0A172A"/>
           <w:sz w:val="21"/>
         </w:rPr>
-        <w:t>If institutional settings block the iframe, use the same public URL as an external course link instead.</w:t>
+        <w:t>If the LMS or institutional security settings block the iframe, use the same public HTTPS URL as an external course link instead.</w:t>
       </w:r>
     </w:p>
     <w:p>
@@ -1335,7 +1335,7 @@
           <w:color w:val="0A172A"/>
           <w:sz w:val="18"/>
         </w:rPr>
-        <w:t>☐  The game title and assigned mode match the Canvas instructions.</w:t>
+        <w:t>☐  The game title and assigned mode match the LMS instructions.</w:t>
       </w:r>
     </w:p>
     <w:p>
@@ -1400,7 +1400,7 @@
           <w:color w:val="0A172A"/>
           <w:sz w:val="18"/>
         </w:rPr>
-        <w:t>☐  Student View opens the embedded game correctly.</w:t>
+        <w:t>☐  The LMS link or embed opens correctly in the learner/student view, when available.</w:t>
       </w:r>
     </w:p>
     <w:p>

--- a/downloads/resources/faculty-implementation-guide.docx
+++ b/downloads/resources/faculty-implementation-guide.docx
@@ -91,7 +91,7 @@
           </w:tcPr>
           <w:p>
             <w:r>
-              <w:t>Recommended order: Instructional goal -&gt; assigned mode -&gt; build -&gt; test -&gt; host game HTML -&gt; LMS -&gt; learner view -&gt; Mastery Report 2.0 -&gt; review when warranted -&gt; return to practice.</w:t>
+              <w:t>Recommended order: Instructional goal -&gt; assigned mode -&gt; build, including Appearance -&gt; review Readiness -&gt; Generate -&gt; test -&gt; host game HTML -&gt; LMS -&gt; learner view -&gt; Mastery Report 2.0 -&gt; review when warranted -&gt; return to practice.</w:t>
             </w:r>
           </w:p>
         </w:tc>
@@ -180,7 +180,7 @@
     </w:p>
     <w:p>
       <w:r>
-        <w:t>Use the Faculty Build Composer for the current economics library. Select General Economics, Microeconomics, or Macroeconomics; All, Ready, Supporting, search, starter combinations, and concept cards remain scoped to that area. Micro includes granular parent/child families, and each area retains its discipline accent.</w:t>
+        <w:t>Use the Faculty Build Composer to select a course area and content. Appearance themes and optional custom images are validated and embedded, so faculty do not edit image paths or source code.</w:t>
       </w:r>
     </w:p>
     <w:tbl>
@@ -418,12 +418,21 @@
             </w:pPr>
             <w:r>
               <w:rPr>
-                <w:rFonts w:ascii="Aptos" w:hAnsi="Aptos"/>
                 <w:b/>
                 <w:color w:val="FFFFFF"/>
-                <w:sz w:val="24"/>
               </w:rPr>
               <w:t>05</w:t>
+            </w:r>
+            <w:r>
+              <w:rPr>
+                <w:color w:val="FFFFFF"/>
+              </w:rPr>
+              <w:br/>
+            </w:r>
+            <w:r>
+              <w:rPr>
+                <w:color w:val="FFFFFF"/>
+              </w:rPr>
             </w:r>
           </w:p>
         </w:tc>
@@ -442,23 +451,15 @@
             </w:pPr>
             <w:r>
               <w:rPr>
-                <w:rFonts w:ascii="Aptos" w:hAnsi="Aptos"/>
                 <w:b/>
-                <w:color w:val="062454"/>
-                <w:sz w:val="22"/>
               </w:rPr>
-              <w:t>Readiness</w:t>
+              <w:t>Appearance</w:t>
             </w:r>
             <w:r>
               <w:br/>
             </w:r>
             <w:r>
-              <w:rPr>
-                <w:rFonts w:ascii="Aptos" w:hAnsi="Aptos"/>
-                <w:color w:val="0A172A"/>
-                <w:sz w:val="20"/>
-              </w:rPr>
-              <w:t>Resolve blocking coverage problems.</w:t>
+              <w:t>Choose an official theme or optional slot-by-slot official or custom artwork.</w:t>
             </w:r>
           </w:p>
         </w:tc>
@@ -479,12 +480,21 @@
             </w:pPr>
             <w:r>
               <w:rPr>
-                <w:rFonts w:ascii="Aptos" w:hAnsi="Aptos"/>
                 <w:b/>
                 <w:color w:val="FFFFFF"/>
-                <w:sz w:val="24"/>
               </w:rPr>
               <w:t>06</w:t>
+            </w:r>
+            <w:r>
+              <w:rPr>
+                <w:color w:val="FFFFFF"/>
+              </w:rPr>
+              <w:br/>
+            </w:r>
+            <w:r>
+              <w:rPr>
+                <w:color w:val="FFFFFF"/>
+              </w:rPr>
             </w:r>
           </w:p>
         </w:tc>
@@ -503,10 +513,69 @@
             </w:pPr>
             <w:r>
               <w:rPr>
-                <w:rFonts w:ascii="Aptos" w:hAnsi="Aptos"/>
                 <w:b/>
-                <w:color w:val="062454"/>
-                <w:sz w:val="22"/>
+              </w:rPr>
+              <w:t>Readiness</w:t>
+            </w:r>
+            <w:r>
+              <w:br/>
+            </w:r>
+            <w:r>
+              <w:t>Resolve blocking coverage problems and review the estimated package size.</w:t>
+            </w:r>
+          </w:p>
+        </w:tc>
+      </w:tr>
+      <w:tr>
+        <w:tc>
+          <w:tcPr>
+            <w:tcW w:type="dxa" w:w="792"/>
+            <w:vAlign w:val="top"/>
+            <w:shd w:fill="062454"/>
+            <w:tcBorders>
+              <w:bottom w:val="single" w:sz="6" w:color="DDE5EC"/>
+            </w:tcBorders>
+          </w:tcPr>
+          <w:p>
+            <w:pPr>
+              <w:jc w:val="center"/>
+            </w:pPr>
+            <w:r>
+              <w:rPr>
+                <w:b/>
+                <w:color w:val="FFFFFF"/>
+              </w:rPr>
+              <w:t>07</w:t>
+            </w:r>
+            <w:r>
+              <w:rPr>
+                <w:color w:val="FFFFFF"/>
+              </w:rPr>
+              <w:br/>
+            </w:r>
+            <w:r>
+              <w:rPr>
+                <w:color w:val="FFFFFF"/>
+              </w:rPr>
+            </w:r>
+          </w:p>
+        </w:tc>
+        <w:tc>
+          <w:tcPr>
+            <w:tcW w:type="dxa" w:w="9000"/>
+            <w:vAlign w:val="top"/>
+            <w:shd w:fill="FFFFFF"/>
+            <w:tcBorders>
+              <w:bottom w:val="single" w:sz="6" w:color="DDE5EC"/>
+            </w:tcBorders>
+          </w:tcPr>
+          <w:p>
+            <w:pPr>
+              <w:spacing w:after="80"/>
+            </w:pPr>
+            <w:r>
+              <w:rPr>
+                <w:b/>
               </w:rPr>
               <w:t>Generate</w:t>
             </w:r>
@@ -514,11 +583,6 @@
               <w:br/>
             </w:r>
             <w:r>
-              <w:rPr>
-                <w:rFonts w:ascii="Aptos" w:hAnsi="Aptos"/>
-                <w:color w:val="0A172A"/>
-                <w:sz w:val="20"/>
-              </w:rPr>
               <w:t>Download and archive the ZIP and composition recipe.</w:t>
             </w:r>
           </w:p>
@@ -789,6 +853,26 @@
         <w:ind w:left="360" w:hanging="173"/>
       </w:pPr>
       <w:r>
+        <w:t>Inspect the selected Appearance on desktop and mobile. Confirm the gameplay background remains recognizable without competing with question, answer, status, or Guide text.</w:t>
+      </w:r>
+    </w:p>
+    <w:p>
+      <w:pPr>
+        <w:pStyle w:val="ListBullet"/>
+        <w:spacing w:after="50"/>
+        <w:ind w:left="360" w:hanging="173"/>
+      </w:pPr>
+      <w:r>
+        <w:t>Confirm hallways and configured Guide, Boss, Artifact, and mode artwork appear as intended. Review the estimated final size before downloading the package.</w:t>
+      </w:r>
+    </w:p>
+    <w:p>
+      <w:pPr>
+        <w:pStyle w:val="ListBullet"/>
+        <w:spacing w:after="50"/>
+        <w:ind w:left="360" w:hanging="173"/>
+      </w:pPr>
+      <w:r>
         <w:t>Complete each enabled mode and inspect Mastery Report 2.0. Confirm that clean runs can omit a review and that meaningful mapped weaknesses can open a web-hosted Concept Review and return to practice.</w:t>
       </w:r>
     </w:p>
@@ -811,6 +895,9 @@
         <w:gridCol w:w="10166"/>
       </w:tblGrid>
       <w:tr>
+        <w:trPr>
+          <w:cantSplit/>
+        </w:trPr>
         <w:tc>
           <w:tcPr>
             <w:tcW w:type="dxa" w:w="10166"/>
@@ -824,7 +911,7 @@
           </w:tcPr>
           <w:p>
             <w:r>
-              <w:t>Composer output: The generated HTML embeds runtime logic, graph images, and build-specific Concept Review routing. Publish the game HTML by itself. Review PDFs remain in the Mastery Quests web library; keep the recipe, composition manifest, and README as faculty build records.</w:t>
+              <w:t>Composer output: The generated HTML embeds runtime logic, graph images, selected official or custom artwork, and build-specific Concept Review routing. Publish the game HTML by itself; no separate visual-asset folder is required. Review PDFs remain in the Mastery Quests web library. Keep the recipe, composition manifest, and README as faculty build records.</w:t>
             </w:r>
           </w:p>
         </w:tc>
@@ -1319,6 +1406,7 @@
     <w:p>
       <w:pPr>
         <w:pStyle w:val="Heading1"/>
+        <w:pageBreakBefore w:val="0"/>
         <w:spacing w:before="120" w:after="60"/>
       </w:pPr>
       <w:r>
@@ -1388,6 +1476,38 @@
           <w:sz w:val="18"/>
         </w:rPr>
         <w:t>☐  Graphs and mobile layout were tested.</w:t>
+      </w:r>
+    </w:p>
+    <w:p>
+      <w:pPr>
+        <w:spacing w:after="20" w:before="0" w:line="240" w:lineRule="auto"/>
+      </w:pPr>
+      <w:r>
+        <w:t>☐  The selected official or custom artwork displays correctly, and gameplay text remains readable.</w:t>
+      </w:r>
+    </w:p>
+    <w:p>
+      <w:pPr>
+        <w:spacing w:after="20" w:before="0" w:line="240" w:lineRule="auto"/>
+      </w:pPr>
+      <w:r>
+        <w:t>☐  Configured hallways and Guide, Boss, Artifact, and mode images render where expected.</w:t>
+      </w:r>
+    </w:p>
+    <w:p>
+      <w:pPr>
+        <w:spacing w:after="20" w:before="0" w:line="240" w:lineRule="auto"/>
+      </w:pPr>
+      <w:r>
+        <w:t>☐  The estimated final package size was reviewed for the intended deployment.</w:t>
+      </w:r>
+    </w:p>
+    <w:p>
+      <w:pPr>
+        <w:spacing w:after="20" w:before="0" w:line="240" w:lineRule="auto"/>
+      </w:pPr>
+      <w:r>
+        <w:t>☐  The generated game HTML was opened and tested before assignment.</w:t>
       </w:r>
     </w:p>
     <w:p>

--- a/downloads/resources/faculty-implementation-guide.docx
+++ b/downloads/resources/faculty-implementation-guide.docx
@@ -78,6 +78,9 @@
         <w:gridCol w:w="10166"/>
       </w:tblGrid>
       <w:tr>
+        <w:trPr>
+          <w:cantSplit/>
+        </w:trPr>
         <w:tc>
           <w:tcPr>
             <w:tcW w:type="dxa" w:w="10166"/>
@@ -91,7 +94,7 @@
           </w:tcPr>
           <w:p>
             <w:r>
-              <w:t>Recommended order: Instructional goal -&gt; assigned mode -&gt; build, including Appearance -&gt; review Readiness -&gt; Generate -&gt; test -&gt; host game HTML -&gt; LMS -&gt; learner view -&gt; Mastery Report 2.0 -&gt; review when warranted -&gt; return to practice.</w:t>
+              <w:t>Recommended order: Instructional goal -&gt; assigned mode -&gt; build, including Appearance -&gt; review Readiness -&gt; Generate -&gt; test -&gt; host game HTML -&gt; LMS -&gt; learner view -&gt; Mastery Report -&gt; review when warranted -&gt; return to practice.</w:t>
             </w:r>
           </w:p>
         </w:tc>
@@ -195,6 +198,9 @@
         <w:gridCol w:w="9000"/>
       </w:tblGrid>
       <w:tr>
+        <w:trPr>
+          <w:cantSplit/>
+        </w:trPr>
         <w:tc>
           <w:tcPr>
             <w:tcW w:type="dxa" w:w="792"/>
@@ -216,6 +222,52 @@
                 <w:sz w:val="24"/>
               </w:rPr>
               <w:t>01</w:t>
+            </w:r>
+          </w:p>
+        </w:tc>
+        <w:tc>
+          <w:tcPr>
+            <w:tcW w:type="dxa" w:w="9000"/>
+            <w:vAlign w:val="top"/>
+            <w:shd w:fill="FFFFFF"/>
+            <w:tcBorders>
+              <w:bottom w:val="single" w:sz="6" w:color="DDE5EC"/>
+            </w:tcBorders>
+          </w:tcPr>
+          <w:p>
+            <w:r>
+              <w:t>Concepts and scope</w:t>
+              <w:br/>
+              <w:t>Choose an area and concepts. Open Learning outcomes: Standard gives normal coverage, Brief essentials, and Full all outcomes. Checkboxes create Custom coverage. Single-outcome presets coincide.</w:t>
+            </w:r>
+          </w:p>
+        </w:tc>
+      </w:tr>
+      <w:tr>
+        <w:trPr>
+          <w:cantSplit/>
+        </w:trPr>
+        <w:tc>
+          <w:tcPr>
+            <w:tcW w:type="dxa" w:w="792"/>
+            <w:vAlign w:val="top"/>
+            <w:shd w:fill="062454"/>
+            <w:tcBorders>
+              <w:bottom w:val="single" w:sz="6" w:color="DDE5EC"/>
+            </w:tcBorders>
+          </w:tcPr>
+          <w:p>
+            <w:pPr>
+              <w:jc w:val="center"/>
+            </w:pPr>
+            <w:r>
+              <w:rPr>
+                <w:rFonts w:ascii="Aptos" w:hAnsi="Aptos"/>
+                <w:b/>
+                <w:color w:val="FFFFFF"/>
+                <w:sz w:val="24"/>
+              </w:rPr>
+              <w:t>02</w:t>
             </w:r>
           </w:p>
         </w:tc>
@@ -256,49 +308,9 @@
         </w:tc>
       </w:tr>
       <w:tr>
-        <w:tc>
-          <w:tcPr>
-            <w:tcW w:type="dxa" w:w="792"/>
-            <w:vAlign w:val="top"/>
-            <w:shd w:fill="062454"/>
-            <w:tcBorders>
-              <w:bottom w:val="single" w:sz="6" w:color="DDE5EC"/>
-            </w:tcBorders>
-          </w:tcPr>
-          <w:p>
-            <w:pPr>
-              <w:jc w:val="center"/>
-            </w:pPr>
-            <w:r>
-              <w:rPr>
-                <w:rFonts w:ascii="Aptos" w:hAnsi="Aptos"/>
-                <w:b/>
-                <w:color w:val="FFFFFF"/>
-                <w:sz w:val="24"/>
-              </w:rPr>
-              <w:t>02</w:t>
-            </w:r>
-          </w:p>
-        </w:tc>
-        <w:tc>
-          <w:tcPr>
-            <w:tcW w:type="dxa" w:w="9000"/>
-            <w:vAlign w:val="top"/>
-            <w:shd w:fill="FFFFFF"/>
-            <w:tcBorders>
-              <w:bottom w:val="single" w:sz="6" w:color="DDE5EC"/>
-            </w:tcBorders>
-          </w:tcPr>
-          <w:p>
-            <w:r>
-              <w:t>Modes</w:t>
-              <w:br/>
-              <w:t>Enable only the modes that fit the assignment. Availability checks reflect the selected content and required inventory.</w:t>
-            </w:r>
-          </w:p>
-        </w:tc>
-      </w:tr>
-      <w:tr>
+        <w:trPr>
+          <w:cantSplit/>
+        </w:trPr>
         <w:tc>
           <w:tcPr>
             <w:tcW w:type="dxa" w:w="792"/>
@@ -334,14 +346,17 @@
           </w:tcPr>
           <w:p>
             <w:r>
-              <w:t>Concepts</w:t>
+              <w:t>Modes</w:t>
               <w:br/>
-              <w:t>Choose a course area, then All within that area, a starter combination, or individual concepts and Micro family children.</w:t>
+              <w:t>Enable only the modes that fit the assignment. Availability checks reflect the selected content and required inventory.</w:t>
             </w:r>
           </w:p>
         </w:tc>
       </w:tr>
       <w:tr>
+        <w:trPr>
+          <w:cantSplit/>
+        </w:trPr>
         <w:tc>
           <w:tcPr>
             <w:tcW w:type="dxa" w:w="792"/>
@@ -403,6 +418,9 @@
         </w:tc>
       </w:tr>
       <w:tr>
+        <w:trPr>
+          <w:cantSplit/>
+        </w:trPr>
         <w:tc>
           <w:tcPr>
             <w:tcW w:type="dxa" w:w="792"/>
@@ -465,6 +483,9 @@
         </w:tc>
       </w:tr>
       <w:tr>
+        <w:trPr>
+          <w:cantSplit/>
+        </w:trPr>
         <w:tc>
           <w:tcPr>
             <w:tcW w:type="dxa" w:w="792"/>
@@ -527,6 +548,9 @@
         </w:tc>
       </w:tr>
       <w:tr>
+        <w:trPr>
+          <w:cantSplit/>
+        </w:trPr>
         <w:tc>
           <w:tcPr>
             <w:tcW w:type="dxa" w:w="792"/>
@@ -646,7 +670,7 @@
         <w:t xml:space="preserve">Exam Drill: </w:t>
       </w:r>
       <w:r>
-        <w:t>A 30-room adaptive practice path without checkpoints, milestones, or campaign progress. Use for lower-distraction review and diagnostic practice.</w:t>
+        <w:t>Adaptive nine-question sections with review and revision before checkpoint commitment; correctness stays hidden while a section is active. Use for section-based review and deliberate answer commitment.</w:t>
       </w:r>
     </w:p>
     <w:p>
@@ -813,7 +837,7 @@
           <w:color w:val="0A172A"/>
           <w:sz w:val="21"/>
         </w:rPr>
-        <w:t>Verify Exam Drill completes its own 30-room practice path without checkpoint battles or campaign consequences.</w:t>
+        <w:t>Verify Exam Drill supports section navigation and revision, keeps correctness hidden during the section, and advances after checkpoint commitment. Artifact powers remain disabled.</w:t>
       </w:r>
     </w:p>
     <w:p>
@@ -873,7 +897,7 @@
         <w:ind w:left="360" w:hanging="173"/>
       </w:pPr>
       <w:r>
-        <w:t>Complete each enabled mode and inspect Mastery Report 2.0. Confirm that clean runs can omit a review and that meaningful mapped weaknesses can open a web-hosted Concept Review and return to practice.</w:t>
+        <w:t>Complete each enabled mode and inspect Mastery Report. Confirm that clean runs can omit a review and that meaningful mapped weaknesses can open a web-hosted Concept Review and return to practice.</w:t>
       </w:r>
     </w:p>
     <w:p>
@@ -896,6 +920,7 @@
       </w:tblGrid>
       <w:tr>
         <w:trPr>
+          <w:cantSplit/>
           <w:cantSplit/>
         </w:trPr>
         <w:tc>
@@ -934,6 +959,9 @@
         <w:gridCol w:w="9000"/>
       </w:tblGrid>
       <w:tr>
+        <w:trPr>
+          <w:cantSplit/>
+        </w:trPr>
         <w:tc>
           <w:tcPr>
             <w:tcW w:type="dxa" w:w="792"/>
@@ -995,6 +1023,9 @@
         </w:tc>
       </w:tr>
       <w:tr>
+        <w:trPr>
+          <w:cantSplit/>
+        </w:trPr>
         <w:tc>
           <w:tcPr>
             <w:tcW w:type="dxa" w:w="792"/>
@@ -1038,6 +1069,9 @@
         </w:tc>
       </w:tr>
       <w:tr>
+        <w:trPr>
+          <w:cantSplit/>
+        </w:trPr>
         <w:tc>
           <w:tcPr>
             <w:tcW w:type="dxa" w:w="792"/>
@@ -1099,6 +1133,9 @@
         </w:tc>
       </w:tr>
       <w:tr>
+        <w:trPr>
+          <w:cantSplit/>
+        </w:trPr>
         <w:tc>
           <w:tcPr>
             <w:tcW w:type="dxa" w:w="792"/>
@@ -1186,7 +1223,7 @@
           <w:color w:val="0A172A"/>
           <w:sz w:val="17"/>
         </w:rPr>
-        <w:t>&lt;iframe src="https://YOURUSERNAME.github.io/YOUR-REPO/" width="100%" height="900" style="border:0;" allowfullscreen&gt;&lt;/iframe&gt;</w:t>
+        <w:t>&lt;iframe title="Mastery Quest game" src="https://YOURUSERNAME.github.io/YOUR-REPO/" width="100%" height="900" style="border:0;" allowfullscreen&gt;&lt;/iframe&gt;</w:t>
       </w:r>
     </w:p>
     <w:p>
@@ -1287,6 +1324,9 @@
         </w:rPr>
         <w:t>Progress and run data stay in the learner’s browser and are not automatically transmitted to a Mastery Quests server.</w:t>
       </w:r>
+      <w:r>
+        <w:t xml:space="preserve"> Separate classroom research builds may collect anonymous measurements; use their course or study notice instead of assuming the public workflow.</w:t>
+      </w:r>
     </w:p>
     <w:p>
       <w:pPr>
@@ -1308,7 +1348,7 @@
         <w:pStyle w:val="ListBullet"/>
       </w:pPr>
       <w:r>
-        <w:t>Mastery Report 2.0 summarizes performance evidence and the strongest and weakest signals; it does not claim perfect diagnosis from every run.</w:t>
+        <w:t>Mastery Report summarizes performance evidence and the strongest and weakest signals; it does not claim perfect diagnosis from every run.</w:t>
       </w:r>
     </w:p>
     <w:p>
@@ -1337,6 +1377,7 @@
     <w:p>
       <w:pPr>
         <w:pStyle w:val="Heading1"/>
+        <w:pageBreakBefore/>
         <w:spacing w:before="120" w:after="60"/>
       </w:pPr>
       <w:r>
@@ -1582,6 +1623,11 @@
           <w:sz w:val="18"/>
         </w:rPr>
         <w:t>☐  Student directions explain the review-to-practice loop without promising a review after every run.</w:t>
+      </w:r>
+    </w:p>
+    <w:p>
+      <w:r>
+        <w:t>Current online guidance: https://masteryquests.org/how-to/composer/ | Learning outcomes: https://masteryquests.org/how-to/learning-outcomes/ | Data interpretation: https://masteryquests.org/how-to/telemetry-data-dictionary/</w:t>
       </w:r>
     </w:p>
     <w:sectPr>
